--- a/РПЗ/Егоров_ИУ5-51Б_РПЗ_ТЗ.docx
+++ b/РПЗ/Егоров_ИУ5-51Б_РПЗ_ТЗ.docx
@@ -1004,16 +1004,7 @@
             <w:szCs w:val="28"/>
             <w:lang w:val="en-US"/>
           </w:rPr>
-          <w:t>antiqbur</w:t>
-        </w:r>
-        <w:r>
-          <w:rPr>
-            <w:rStyle w:val="ae"/>
-            <w:sz w:val="28"/>
-            <w:szCs w:val="28"/>
-            <w:lang w:val="en-US"/>
-          </w:rPr>
-          <w:t>o</w:t>
+          <w:t>antiqburo</w:t>
         </w:r>
         <w:proofErr w:type="spellEnd"/>
         <w:r>
@@ -1125,9 +1116,16 @@
           <w:sz w:val="28"/>
           <w:szCs w:val="28"/>
         </w:rPr>
-        <w:t>Golang;</w:t>
+        <w:t>Golang</w:t>
       </w:r>
       <w:proofErr w:type="spellEnd"/>
+      <w:r>
+        <w:rPr>
+          <w:sz w:val="28"/>
+          <w:szCs w:val="28"/>
+        </w:rPr>
+        <w:t>;</w:t>
+      </w:r>
     </w:p>
     <w:p>
       <w:pPr>
@@ -1156,9 +1154,16 @@
           <w:sz w:val="28"/>
           <w:szCs w:val="28"/>
         </w:rPr>
-        <w:t>Redis;</w:t>
+        <w:t>Redis</w:t>
       </w:r>
       <w:proofErr w:type="spellEnd"/>
+      <w:r>
+        <w:rPr>
+          <w:sz w:val="28"/>
+          <w:szCs w:val="28"/>
+        </w:rPr>
+        <w:t>;</w:t>
+      </w:r>
     </w:p>
     <w:p>
       <w:pPr>
@@ -1296,9 +1301,16 @@
           <w:sz w:val="28"/>
           <w:szCs w:val="28"/>
         </w:rPr>
-        <w:t>Toolkit;</w:t>
+        <w:t>Toolkit</w:t>
       </w:r>
       <w:proofErr w:type="spellEnd"/>
+      <w:r>
+        <w:rPr>
+          <w:sz w:val="28"/>
+          <w:szCs w:val="28"/>
+        </w:rPr>
+        <w:t>;</w:t>
+      </w:r>
     </w:p>
     <w:p>
       <w:pPr>
@@ -1327,9 +1339,16 @@
           <w:sz w:val="28"/>
           <w:szCs w:val="28"/>
         </w:rPr>
-        <w:t>React;</w:t>
+        <w:t>React</w:t>
       </w:r>
       <w:proofErr w:type="spellEnd"/>
+      <w:r>
+        <w:rPr>
+          <w:sz w:val="28"/>
+          <w:szCs w:val="28"/>
+        </w:rPr>
+        <w:t>;</w:t>
+      </w:r>
     </w:p>
     <w:p>
       <w:pPr>
@@ -2087,7 +2106,7 @@
           <w:sz w:val="28"/>
           <w:szCs w:val="28"/>
         </w:rPr>
-        <w:t xml:space="preserve"> на исторические объекты</w:t>
+        <w:t xml:space="preserve"> на исторические объекты </w:t>
       </w:r>
       <w:r>
         <w:rPr>
@@ -2095,6 +2114,153 @@
           <w:sz w:val="28"/>
           <w:szCs w:val="28"/>
         </w:rPr>
+        <w:t>(отклонение или завершение)</w:t>
+      </w:r>
+    </w:p>
+    <w:p>
+      <w:pPr>
+        <w:pStyle w:val="a7"/>
+        <w:numPr>
+          <w:ilvl w:val="2"/>
+          <w:numId w:val="1"/>
+        </w:numPr>
+        <w:spacing w:line="360" w:lineRule="auto"/>
+        <w:jc w:val="both"/>
+        <w:rPr>
+          <w:b/>
+          <w:sz w:val="28"/>
+          <w:szCs w:val="28"/>
+        </w:rPr>
+      </w:pPr>
+      <w:r>
+        <w:rPr>
+          <w:bCs/>
+          <w:sz w:val="28"/>
+          <w:szCs w:val="28"/>
+          <w:lang w:val="en-US"/>
+        </w:rPr>
+        <w:t>DELETE</w:t>
+      </w:r>
+      <w:r>
+        <w:rPr>
+          <w:bCs/>
+          <w:sz w:val="28"/>
+          <w:szCs w:val="28"/>
+        </w:rPr>
+        <w:t xml:space="preserve"> Удаление </w:t>
+      </w:r>
+      <w:r>
+        <w:rPr>
+          <w:bCs/>
+          <w:sz w:val="28"/>
+          <w:szCs w:val="28"/>
+        </w:rPr>
+        <w:t>сметы</w:t>
+      </w:r>
+      <w:r>
+        <w:rPr>
+          <w:bCs/>
+          <w:sz w:val="28"/>
+          <w:szCs w:val="28"/>
+        </w:rPr>
+        <w:t xml:space="preserve"> на </w:t>
+      </w:r>
+      <w:r>
+        <w:rPr>
+          <w:bCs/>
+          <w:sz w:val="28"/>
+          <w:szCs w:val="28"/>
+        </w:rPr>
+        <w:t>исторические объекты</w:t>
+      </w:r>
+    </w:p>
+    <w:p>
+      <w:pPr>
+        <w:pStyle w:val="a7"/>
+        <w:numPr>
+          <w:ilvl w:val="2"/>
+          <w:numId w:val="1"/>
+        </w:numPr>
+        <w:spacing w:line="360" w:lineRule="auto"/>
+        <w:jc w:val="both"/>
+        <w:rPr>
+          <w:b/>
+          <w:sz w:val="28"/>
+          <w:szCs w:val="28"/>
+        </w:rPr>
+      </w:pPr>
+      <w:r>
+        <w:rPr>
+          <w:bCs/>
+          <w:sz w:val="28"/>
+          <w:szCs w:val="28"/>
+          <w:lang w:val="en-US"/>
+        </w:rPr>
+        <w:t>GET</w:t>
+      </w:r>
+      <w:r>
+        <w:rPr>
+          <w:bCs/>
+          <w:sz w:val="28"/>
+          <w:szCs w:val="28"/>
+        </w:rPr>
+        <w:t xml:space="preserve"> Получение списка доступных </w:t>
+      </w:r>
+      <w:r>
+        <w:rPr>
+          <w:bCs/>
+          <w:sz w:val="28"/>
+          <w:szCs w:val="28"/>
+        </w:rPr>
+        <w:t>исторических объектов</w:t>
+      </w:r>
+    </w:p>
+    <w:p>
+      <w:pPr>
+        <w:pStyle w:val="a7"/>
+        <w:numPr>
+          <w:ilvl w:val="2"/>
+          <w:numId w:val="1"/>
+        </w:numPr>
+        <w:spacing w:line="360" w:lineRule="auto"/>
+        <w:jc w:val="both"/>
+        <w:rPr>
+          <w:b/>
+          <w:sz w:val="28"/>
+          <w:szCs w:val="28"/>
+        </w:rPr>
+      </w:pPr>
+      <w:r>
+        <w:rPr>
+          <w:bCs/>
+          <w:sz w:val="28"/>
+          <w:szCs w:val="28"/>
+          <w:lang w:val="en-US"/>
+        </w:rPr>
+        <w:t>GET</w:t>
+      </w:r>
+      <w:r>
+        <w:rPr>
+          <w:bCs/>
+          <w:sz w:val="28"/>
+          <w:szCs w:val="28"/>
+        </w:rPr>
+        <w:t xml:space="preserve"> Получение информации об одно</w:t>
+      </w:r>
+      <w:r>
+        <w:rPr>
+          <w:bCs/>
+          <w:sz w:val="28"/>
+          <w:szCs w:val="28"/>
+        </w:rPr>
+        <w:t>м</w:t>
+      </w:r>
+      <w:r>
+        <w:rPr>
+          <w:bCs/>
+          <w:sz w:val="28"/>
+          <w:szCs w:val="28"/>
+        </w:rPr>
         <w:t xml:space="preserve"> </w:t>
       </w:r>
       <w:r>
@@ -2103,186 +2269,7 @@
           <w:sz w:val="28"/>
           <w:szCs w:val="28"/>
         </w:rPr>
-        <w:t>(отклонение или завершение)</w:t>
-      </w:r>
-    </w:p>
-    <w:p>
-      <w:pPr>
-        <w:pStyle w:val="a7"/>
-        <w:numPr>
-          <w:ilvl w:val="2"/>
-          <w:numId w:val="1"/>
-        </w:numPr>
-        <w:spacing w:line="360" w:lineRule="auto"/>
-        <w:jc w:val="both"/>
-        <w:rPr>
-          <w:b/>
-          <w:sz w:val="28"/>
-          <w:szCs w:val="28"/>
-        </w:rPr>
-      </w:pPr>
-      <w:r>
-        <w:rPr>
-          <w:bCs/>
-          <w:sz w:val="28"/>
-          <w:szCs w:val="28"/>
-          <w:lang w:val="en-US"/>
-        </w:rPr>
-        <w:t>DELETE</w:t>
-      </w:r>
-      <w:r>
-        <w:rPr>
-          <w:bCs/>
-          <w:sz w:val="28"/>
-          <w:szCs w:val="28"/>
-        </w:rPr>
-        <w:t xml:space="preserve"> Удаление </w:t>
-      </w:r>
-      <w:r>
-        <w:rPr>
-          <w:bCs/>
-          <w:sz w:val="28"/>
-          <w:szCs w:val="28"/>
-        </w:rPr>
-        <w:t>сметы</w:t>
-      </w:r>
-      <w:r>
-        <w:rPr>
-          <w:bCs/>
-          <w:sz w:val="28"/>
-          <w:szCs w:val="28"/>
-        </w:rPr>
-        <w:t xml:space="preserve"> на </w:t>
-      </w:r>
-      <w:r>
-        <w:rPr>
-          <w:bCs/>
-          <w:sz w:val="28"/>
-          <w:szCs w:val="28"/>
-        </w:rPr>
-        <w:t>исторические объекты</w:t>
-      </w:r>
-    </w:p>
-    <w:p>
-      <w:pPr>
-        <w:pStyle w:val="a7"/>
-        <w:numPr>
-          <w:ilvl w:val="2"/>
-          <w:numId w:val="1"/>
-        </w:numPr>
-        <w:spacing w:line="360" w:lineRule="auto"/>
-        <w:jc w:val="both"/>
-        <w:rPr>
-          <w:b/>
-          <w:sz w:val="28"/>
-          <w:szCs w:val="28"/>
-        </w:rPr>
-      </w:pPr>
-      <w:r>
-        <w:rPr>
-          <w:bCs/>
-          <w:sz w:val="28"/>
-          <w:szCs w:val="28"/>
-          <w:lang w:val="en-US"/>
-        </w:rPr>
-        <w:t>GET</w:t>
-      </w:r>
-      <w:r>
-        <w:rPr>
-          <w:bCs/>
-          <w:sz w:val="28"/>
-          <w:szCs w:val="28"/>
-        </w:rPr>
-        <w:t xml:space="preserve"> Получение списка доступных </w:t>
-      </w:r>
-      <w:r>
-        <w:rPr>
-          <w:bCs/>
-          <w:sz w:val="28"/>
-          <w:szCs w:val="28"/>
-        </w:rPr>
-        <w:t>исторических объектов</w:t>
-      </w:r>
-    </w:p>
-    <w:p>
-      <w:pPr>
-        <w:pStyle w:val="a7"/>
-        <w:numPr>
-          <w:ilvl w:val="2"/>
-          <w:numId w:val="1"/>
-        </w:numPr>
-        <w:spacing w:line="360" w:lineRule="auto"/>
-        <w:jc w:val="both"/>
-        <w:rPr>
-          <w:b/>
-          <w:sz w:val="28"/>
-          <w:szCs w:val="28"/>
-        </w:rPr>
-      </w:pPr>
-      <w:r>
-        <w:rPr>
-          <w:bCs/>
-          <w:sz w:val="28"/>
-          <w:szCs w:val="28"/>
-          <w:lang w:val="en-US"/>
-        </w:rPr>
-        <w:t>GET</w:t>
-      </w:r>
-      <w:r>
-        <w:rPr>
-          <w:bCs/>
-          <w:sz w:val="28"/>
-          <w:szCs w:val="28"/>
-        </w:rPr>
-        <w:t xml:space="preserve"> Получение информации об одно</w:t>
-      </w:r>
-      <w:r>
-        <w:rPr>
-          <w:bCs/>
-          <w:sz w:val="28"/>
-          <w:szCs w:val="28"/>
-        </w:rPr>
-        <w:t>м</w:t>
-      </w:r>
-      <w:r>
-        <w:rPr>
-          <w:bCs/>
-          <w:sz w:val="28"/>
-          <w:szCs w:val="28"/>
-        </w:rPr>
-        <w:t xml:space="preserve"> </w:t>
-      </w:r>
-      <w:r>
-        <w:rPr>
-          <w:bCs/>
-          <w:sz w:val="28"/>
-          <w:szCs w:val="28"/>
-        </w:rPr>
-        <w:t>историческ</w:t>
-      </w:r>
-      <w:r>
-        <w:rPr>
-          <w:bCs/>
-          <w:sz w:val="28"/>
-          <w:szCs w:val="28"/>
-        </w:rPr>
-        <w:t>ом</w:t>
-      </w:r>
-      <w:r>
-        <w:rPr>
-          <w:bCs/>
-          <w:sz w:val="28"/>
-          <w:szCs w:val="28"/>
-        </w:rPr>
-        <w:t xml:space="preserve"> объект</w:t>
-      </w:r>
-      <w:r>
-        <w:rPr>
-          <w:bCs/>
-          <w:sz w:val="28"/>
-          <w:szCs w:val="28"/>
-        </w:rPr>
-        <w:t>е</w:t>
+        <w:t>историческом объекте</w:t>
       </w:r>
     </w:p>
     <w:p>
@@ -2340,15 +2327,32 @@
           <w:sz w:val="28"/>
           <w:szCs w:val="28"/>
         </w:rPr>
-        <w:t>историческ</w:t>
-      </w:r>
+        <w:t>исторического объекта</w:t>
+      </w:r>
+    </w:p>
+    <w:p>
+      <w:pPr>
+        <w:pStyle w:val="a7"/>
+        <w:numPr>
+          <w:ilvl w:val="2"/>
+          <w:numId w:val="1"/>
+        </w:numPr>
+        <w:spacing w:line="360" w:lineRule="auto"/>
+        <w:jc w:val="both"/>
+        <w:rPr>
+          <w:b/>
+          <w:sz w:val="28"/>
+          <w:szCs w:val="28"/>
+        </w:rPr>
+      </w:pPr>
       <w:r>
         <w:rPr>
           <w:bCs/>
           <w:sz w:val="28"/>
           <w:szCs w:val="28"/>
-        </w:rPr>
-        <w:t>ого</w:t>
+          <w:lang w:val="en-US"/>
+        </w:rPr>
+        <w:t>PUT</w:t>
       </w:r>
       <w:r>
         <w:rPr>
@@ -2356,7 +2360,7 @@
           <w:sz w:val="28"/>
           <w:szCs w:val="28"/>
         </w:rPr>
-        <w:t xml:space="preserve"> объект</w:t>
+        <w:t xml:space="preserve"> Изменение информации об </w:t>
       </w:r>
       <w:r>
         <w:rPr>
@@ -2364,7 +2368,7 @@
           <w:sz w:val="28"/>
           <w:szCs w:val="28"/>
         </w:rPr>
-        <w:t>а</w:t>
+        <w:t>историческом объекте</w:t>
       </w:r>
     </w:p>
     <w:p>
@@ -2389,6 +2393,161 @@
           <w:szCs w:val="28"/>
           <w:lang w:val="en-US"/>
         </w:rPr>
+        <w:t>POST</w:t>
+      </w:r>
+      <w:r>
+        <w:rPr>
+          <w:bCs/>
+          <w:sz w:val="28"/>
+          <w:szCs w:val="28"/>
+        </w:rPr>
+        <w:t xml:space="preserve"> Добавление </w:t>
+      </w:r>
+      <w:r>
+        <w:rPr>
+          <w:bCs/>
+          <w:sz w:val="28"/>
+          <w:szCs w:val="28"/>
+        </w:rPr>
+        <w:t>исторического объекта</w:t>
+      </w:r>
+      <w:r>
+        <w:rPr>
+          <w:bCs/>
+          <w:sz w:val="28"/>
+          <w:szCs w:val="28"/>
+        </w:rPr>
+        <w:t xml:space="preserve"> в </w:t>
+      </w:r>
+      <w:r>
+        <w:rPr>
+          <w:bCs/>
+          <w:sz w:val="28"/>
+          <w:szCs w:val="28"/>
+        </w:rPr>
+        <w:t>смету</w:t>
+      </w:r>
+    </w:p>
+    <w:p>
+      <w:pPr>
+        <w:pStyle w:val="a7"/>
+        <w:numPr>
+          <w:ilvl w:val="2"/>
+          <w:numId w:val="1"/>
+        </w:numPr>
+        <w:spacing w:line="360" w:lineRule="auto"/>
+        <w:jc w:val="both"/>
+        <w:rPr>
+          <w:b/>
+          <w:sz w:val="28"/>
+          <w:szCs w:val="28"/>
+        </w:rPr>
+      </w:pPr>
+      <w:r>
+        <w:rPr>
+          <w:bCs/>
+          <w:sz w:val="28"/>
+          <w:szCs w:val="28"/>
+          <w:lang w:val="en-US"/>
+        </w:rPr>
+        <w:t>POST</w:t>
+      </w:r>
+      <w:r>
+        <w:rPr>
+          <w:bCs/>
+          <w:sz w:val="28"/>
+          <w:szCs w:val="28"/>
+        </w:rPr>
+        <w:t xml:space="preserve"> </w:t>
+      </w:r>
+      <w:r>
+        <w:rPr>
+          <w:bCs/>
+          <w:sz w:val="28"/>
+          <w:szCs w:val="28"/>
+        </w:rPr>
+        <w:t xml:space="preserve">Добавление картинки для </w:t>
+      </w:r>
+      <w:r>
+        <w:rPr>
+          <w:bCs/>
+          <w:sz w:val="28"/>
+          <w:szCs w:val="28"/>
+        </w:rPr>
+        <w:t>исторического объекта</w:t>
+      </w:r>
+    </w:p>
+    <w:p>
+      <w:pPr>
+        <w:pStyle w:val="a7"/>
+        <w:numPr>
+          <w:ilvl w:val="2"/>
+          <w:numId w:val="1"/>
+        </w:numPr>
+        <w:spacing w:line="360" w:lineRule="auto"/>
+        <w:jc w:val="both"/>
+        <w:rPr>
+          <w:b/>
+          <w:sz w:val="28"/>
+          <w:szCs w:val="28"/>
+        </w:rPr>
+      </w:pPr>
+      <w:r>
+        <w:rPr>
+          <w:bCs/>
+          <w:sz w:val="28"/>
+          <w:szCs w:val="28"/>
+          <w:lang w:val="en-US"/>
+        </w:rPr>
+        <w:t>DELETE</w:t>
+      </w:r>
+      <w:r>
+        <w:rPr>
+          <w:bCs/>
+          <w:sz w:val="28"/>
+          <w:szCs w:val="28"/>
+        </w:rPr>
+        <w:t xml:space="preserve"> </w:t>
+      </w:r>
+      <w:r>
+        <w:rPr>
+          <w:bCs/>
+          <w:sz w:val="28"/>
+          <w:szCs w:val="28"/>
+        </w:rPr>
+        <w:t xml:space="preserve">Удаление </w:t>
+      </w:r>
+      <w:r>
+        <w:rPr>
+          <w:bCs/>
+          <w:sz w:val="28"/>
+          <w:szCs w:val="28"/>
+        </w:rPr>
+        <w:t>исторического объекта</w:t>
+      </w:r>
+    </w:p>
+    <w:p>
+      <w:pPr>
+        <w:pStyle w:val="a7"/>
+        <w:numPr>
+          <w:ilvl w:val="2"/>
+          <w:numId w:val="1"/>
+        </w:numPr>
+        <w:spacing w:line="360" w:lineRule="auto"/>
+        <w:jc w:val="both"/>
+        <w:rPr>
+          <w:b/>
+          <w:sz w:val="28"/>
+          <w:szCs w:val="28"/>
+        </w:rPr>
+      </w:pPr>
+      <w:r>
+        <w:rPr>
+          <w:bCs/>
+          <w:sz w:val="28"/>
+          <w:szCs w:val="28"/>
+          <w:lang w:val="en-US"/>
+        </w:rPr>
         <w:t>PUT</w:t>
       </w:r>
       <w:r>
@@ -2397,7 +2556,7 @@
           <w:sz w:val="28"/>
           <w:szCs w:val="28"/>
         </w:rPr>
-        <w:t xml:space="preserve"> Изменение информации об </w:t>
+        <w:t xml:space="preserve"> Изменение дополнительной информации по </w:t>
       </w:r>
       <w:r>
         <w:rPr>
@@ -2405,7 +2564,23 @@
           <w:sz w:val="28"/>
           <w:szCs w:val="28"/>
         </w:rPr>
-        <w:t>историческом объекте</w:t>
+        <w:t>историческому объекту</w:t>
+      </w:r>
+      <w:r>
+        <w:rPr>
+          <w:bCs/>
+          <w:sz w:val="28"/>
+          <w:szCs w:val="28"/>
+        </w:rPr>
+        <w:t xml:space="preserve"> для расчета в </w:t>
+      </w:r>
+      <w:r>
+        <w:rPr>
+          <w:bCs/>
+          <w:sz w:val="28"/>
+          <w:szCs w:val="28"/>
+        </w:rPr>
+        <w:t>смете</w:t>
       </w:r>
     </w:p>
     <w:p>
@@ -2430,7 +2605,7 @@
           <w:szCs w:val="28"/>
           <w:lang w:val="en-US"/>
         </w:rPr>
-        <w:t>POST</w:t>
+        <w:t>DELETE</w:t>
       </w:r>
       <w:r>
         <w:rPr>
@@ -2438,7 +2613,7 @@
           <w:sz w:val="28"/>
           <w:szCs w:val="28"/>
         </w:rPr>
-        <w:t xml:space="preserve"> Добавление </w:t>
+        <w:t xml:space="preserve"> Удаление </w:t>
       </w:r>
       <w:r>
         <w:rPr>
@@ -2454,7 +2629,7 @@
           <w:sz w:val="28"/>
           <w:szCs w:val="28"/>
         </w:rPr>
-        <w:t xml:space="preserve"> в </w:t>
+        <w:t xml:space="preserve"> из </w:t>
       </w:r>
       <w:r>
         <w:rPr>
@@ -2462,7 +2637,31 @@
           <w:sz w:val="28"/>
           <w:szCs w:val="28"/>
         </w:rPr>
-        <w:t>смету</w:t>
+        <w:t>сметы</w:t>
+      </w:r>
+    </w:p>
+    <w:p>
+      <w:pPr>
+        <w:pStyle w:val="a7"/>
+        <w:numPr>
+          <w:ilvl w:val="1"/>
+          <w:numId w:val="1"/>
+        </w:numPr>
+        <w:spacing w:line="360" w:lineRule="auto"/>
+        <w:jc w:val="both"/>
+        <w:rPr>
+          <w:b/>
+          <w:sz w:val="28"/>
+          <w:szCs w:val="28"/>
+        </w:rPr>
+      </w:pPr>
+      <w:r>
+        <w:rPr>
+          <w:bCs/>
+          <w:sz w:val="28"/>
+          <w:szCs w:val="28"/>
+        </w:rPr>
+        <w:t>Меню</w:t>
       </w:r>
     </w:p>
     <w:p>
@@ -2485,9 +2684,15 @@
           <w:bCs/>
           <w:sz w:val="28"/>
           <w:szCs w:val="28"/>
-          <w:lang w:val="en-US"/>
-        </w:rPr>
-        <w:t>POST</w:t>
+        </w:rPr>
+        <w:t xml:space="preserve">Главная. Ссылка на страницу 4.3. </w:t>
+      </w:r>
+      <w:r>
+        <w:rPr>
+          <w:sz w:val="28"/>
+          <w:szCs w:val="28"/>
+        </w:rPr>
+        <w:t xml:space="preserve">Доступно всем </w:t>
       </w:r>
       <w:r>
         <w:rPr>
@@ -2495,6 +2700,171 @@
           <w:sz w:val="28"/>
           <w:szCs w:val="28"/>
         </w:rPr>
+        <w:t>исследователям</w:t>
+      </w:r>
+    </w:p>
+    <w:p>
+      <w:pPr>
+        <w:pStyle w:val="a7"/>
+        <w:numPr>
+          <w:ilvl w:val="2"/>
+          <w:numId w:val="1"/>
+        </w:numPr>
+        <w:spacing w:line="360" w:lineRule="auto"/>
+        <w:jc w:val="both"/>
+        <w:rPr>
+          <w:b/>
+          <w:sz w:val="28"/>
+          <w:szCs w:val="28"/>
+        </w:rPr>
+      </w:pPr>
+      <w:r>
+        <w:rPr>
+          <w:bCs/>
+          <w:sz w:val="28"/>
+          <w:szCs w:val="28"/>
+        </w:rPr>
+        <w:t xml:space="preserve">Список всех доступных </w:t>
+      </w:r>
+      <w:r>
+        <w:rPr>
+          <w:bCs/>
+          <w:sz w:val="28"/>
+          <w:szCs w:val="28"/>
+        </w:rPr>
+        <w:t>исторических объектов</w:t>
+      </w:r>
+      <w:r>
+        <w:rPr>
+          <w:bCs/>
+          <w:sz w:val="28"/>
+          <w:szCs w:val="28"/>
+        </w:rPr>
+        <w:t xml:space="preserve">. Ссылка на </w:t>
+      </w:r>
+      <w:r>
+        <w:rPr>
+          <w:sz w:val="28"/>
+          <w:szCs w:val="28"/>
+        </w:rPr>
+        <w:t xml:space="preserve">страницу 4.6. Доступно всем </w:t>
+      </w:r>
+      <w:r>
+        <w:rPr>
+          <w:bCs/>
+          <w:sz w:val="28"/>
+          <w:szCs w:val="28"/>
+        </w:rPr>
+        <w:t>исследователям</w:t>
+      </w:r>
+    </w:p>
+    <w:p>
+      <w:pPr>
+        <w:pStyle w:val="a7"/>
+        <w:numPr>
+          <w:ilvl w:val="2"/>
+          <w:numId w:val="1"/>
+        </w:numPr>
+        <w:spacing w:line="360" w:lineRule="auto"/>
+        <w:jc w:val="both"/>
+        <w:rPr>
+          <w:b/>
+          <w:sz w:val="28"/>
+          <w:szCs w:val="28"/>
+        </w:rPr>
+      </w:pPr>
+      <w:r>
+        <w:rPr>
+          <w:bCs/>
+          <w:sz w:val="28"/>
+          <w:szCs w:val="28"/>
+        </w:rPr>
+        <w:t>Смета</w:t>
+      </w:r>
+      <w:r>
+        <w:rPr>
+          <w:bCs/>
+          <w:sz w:val="28"/>
+          <w:szCs w:val="28"/>
+        </w:rPr>
+        <w:t xml:space="preserve"> на </w:t>
+      </w:r>
+      <w:r>
+        <w:rPr>
+          <w:sz w:val="28"/>
+          <w:szCs w:val="28"/>
+        </w:rPr>
+        <w:t xml:space="preserve">определения </w:t>
+      </w:r>
+      <w:r>
+        <w:rPr>
+          <w:sz w:val="28"/>
+          <w:szCs w:val="28"/>
+        </w:rPr>
+        <w:t>стоимости объектов</w:t>
+      </w:r>
+      <w:r>
+        <w:rPr>
+          <w:bCs/>
+          <w:sz w:val="28"/>
+          <w:szCs w:val="28"/>
+        </w:rPr>
+        <w:t xml:space="preserve">. Ссылка страницу 4.9. Доступно только авторизованному </w:t>
+      </w:r>
+      <w:r>
+        <w:rPr>
+          <w:bCs/>
+          <w:sz w:val="28"/>
+          <w:szCs w:val="28"/>
+        </w:rPr>
+        <w:t>исследователю</w:t>
+      </w:r>
+    </w:p>
+    <w:p>
+      <w:pPr>
+        <w:pStyle w:val="a7"/>
+        <w:numPr>
+          <w:ilvl w:val="2"/>
+          <w:numId w:val="1"/>
+        </w:numPr>
+        <w:spacing w:line="360" w:lineRule="auto"/>
+        <w:jc w:val="both"/>
+        <w:rPr>
+          <w:b/>
+          <w:sz w:val="28"/>
+          <w:szCs w:val="28"/>
+        </w:rPr>
+      </w:pPr>
+      <w:r>
+        <w:rPr>
+          <w:bCs/>
+          <w:sz w:val="28"/>
+          <w:szCs w:val="28"/>
+        </w:rPr>
+        <w:t xml:space="preserve">Таблица доступных </w:t>
+      </w:r>
+      <w:r>
+        <w:rPr>
+          <w:bCs/>
+          <w:sz w:val="28"/>
+          <w:szCs w:val="28"/>
+        </w:rPr>
+        <w:t>смет</w:t>
+      </w:r>
+      <w:r>
+        <w:rPr>
+          <w:bCs/>
+          <w:sz w:val="28"/>
+          <w:szCs w:val="28"/>
+        </w:rPr>
+        <w:t>. Ссылка на страницу 4.14. Доступно только модераторам-</w:t>
+      </w:r>
+      <w:r>
+        <w:rPr>
+          <w:bCs/>
+          <w:sz w:val="28"/>
+          <w:szCs w:val="28"/>
+        </w:rPr>
         <w:t xml:space="preserve"> </w:t>
       </w:r>
       <w:r>
@@ -2503,446 +2873,7 @@
           <w:sz w:val="28"/>
           <w:szCs w:val="28"/>
         </w:rPr>
-        <w:t xml:space="preserve">Добавление картинки для </w:t>
-      </w:r>
-      <w:r>
-        <w:rPr>
-          <w:bCs/>
-          <w:sz w:val="28"/>
-          <w:szCs w:val="28"/>
-        </w:rPr>
-        <w:t>исторического объекта</w:t>
-      </w:r>
-    </w:p>
-    <w:p>
-      <w:pPr>
-        <w:pStyle w:val="a7"/>
-        <w:numPr>
-          <w:ilvl w:val="2"/>
-          <w:numId w:val="1"/>
-        </w:numPr>
-        <w:spacing w:line="360" w:lineRule="auto"/>
-        <w:jc w:val="both"/>
-        <w:rPr>
-          <w:b/>
-          <w:sz w:val="28"/>
-          <w:szCs w:val="28"/>
-        </w:rPr>
-      </w:pPr>
-      <w:r>
-        <w:rPr>
-          <w:bCs/>
-          <w:sz w:val="28"/>
-          <w:szCs w:val="28"/>
-          <w:lang w:val="en-US"/>
-        </w:rPr>
-        <w:t>DELETE</w:t>
-      </w:r>
-      <w:r>
-        <w:rPr>
-          <w:bCs/>
-          <w:sz w:val="28"/>
-          <w:szCs w:val="28"/>
-        </w:rPr>
-        <w:t xml:space="preserve"> </w:t>
-      </w:r>
-      <w:r>
-        <w:rPr>
-          <w:bCs/>
-          <w:sz w:val="28"/>
-          <w:szCs w:val="28"/>
-        </w:rPr>
-        <w:t xml:space="preserve">Удаление </w:t>
-      </w:r>
-      <w:r>
-        <w:rPr>
-          <w:bCs/>
-          <w:sz w:val="28"/>
-          <w:szCs w:val="28"/>
-        </w:rPr>
-        <w:t>исторического объекта</w:t>
-      </w:r>
-    </w:p>
-    <w:p>
-      <w:pPr>
-        <w:pStyle w:val="a7"/>
-        <w:numPr>
-          <w:ilvl w:val="2"/>
-          <w:numId w:val="1"/>
-        </w:numPr>
-        <w:spacing w:line="360" w:lineRule="auto"/>
-        <w:jc w:val="both"/>
-        <w:rPr>
-          <w:b/>
-          <w:sz w:val="28"/>
-          <w:szCs w:val="28"/>
-        </w:rPr>
-      </w:pPr>
-      <w:r>
-        <w:rPr>
-          <w:bCs/>
-          <w:sz w:val="28"/>
-          <w:szCs w:val="28"/>
-          <w:lang w:val="en-US"/>
-        </w:rPr>
-        <w:t>PUT</w:t>
-      </w:r>
-      <w:r>
-        <w:rPr>
-          <w:bCs/>
-          <w:sz w:val="28"/>
-          <w:szCs w:val="28"/>
-        </w:rPr>
-        <w:t xml:space="preserve"> Изменение дополнительной информации по </w:t>
-      </w:r>
-      <w:r>
-        <w:rPr>
-          <w:bCs/>
-          <w:sz w:val="28"/>
-          <w:szCs w:val="28"/>
-        </w:rPr>
-        <w:t>историческому объекту</w:t>
-      </w:r>
-      <w:r>
-        <w:rPr>
-          <w:bCs/>
-          <w:sz w:val="28"/>
-          <w:szCs w:val="28"/>
-        </w:rPr>
-        <w:t xml:space="preserve"> для расчета в </w:t>
-      </w:r>
-      <w:r>
-        <w:rPr>
-          <w:bCs/>
-          <w:sz w:val="28"/>
-          <w:szCs w:val="28"/>
-        </w:rPr>
-        <w:t>смете</w:t>
-      </w:r>
-    </w:p>
-    <w:p>
-      <w:pPr>
-        <w:pStyle w:val="a7"/>
-        <w:numPr>
-          <w:ilvl w:val="2"/>
-          <w:numId w:val="1"/>
-        </w:numPr>
-        <w:spacing w:line="360" w:lineRule="auto"/>
-        <w:jc w:val="both"/>
-        <w:rPr>
-          <w:b/>
-          <w:sz w:val="28"/>
-          <w:szCs w:val="28"/>
-        </w:rPr>
-      </w:pPr>
-      <w:r>
-        <w:rPr>
-          <w:bCs/>
-          <w:sz w:val="28"/>
-          <w:szCs w:val="28"/>
-          <w:lang w:val="en-US"/>
-        </w:rPr>
-        <w:t>DELETE</w:t>
-      </w:r>
-      <w:r>
-        <w:rPr>
-          <w:bCs/>
-          <w:sz w:val="28"/>
-          <w:szCs w:val="28"/>
-        </w:rPr>
-        <w:t xml:space="preserve"> Удаление </w:t>
-      </w:r>
-      <w:r>
-        <w:rPr>
-          <w:bCs/>
-          <w:sz w:val="28"/>
-          <w:szCs w:val="28"/>
-        </w:rPr>
-        <w:t>исторического объекта</w:t>
-      </w:r>
-      <w:r>
-        <w:rPr>
-          <w:bCs/>
-          <w:sz w:val="28"/>
-          <w:szCs w:val="28"/>
-        </w:rPr>
-        <w:t xml:space="preserve"> из </w:t>
-      </w:r>
-      <w:r>
-        <w:rPr>
-          <w:bCs/>
-          <w:sz w:val="28"/>
-          <w:szCs w:val="28"/>
-        </w:rPr>
-        <w:t>сметы</w:t>
-      </w:r>
-    </w:p>
-    <w:p>
-      <w:pPr>
-        <w:pStyle w:val="a7"/>
-        <w:numPr>
-          <w:ilvl w:val="1"/>
-          <w:numId w:val="1"/>
-        </w:numPr>
-        <w:spacing w:line="360" w:lineRule="auto"/>
-        <w:jc w:val="both"/>
-        <w:rPr>
-          <w:b/>
-          <w:sz w:val="28"/>
-          <w:szCs w:val="28"/>
-        </w:rPr>
-      </w:pPr>
-      <w:r>
-        <w:rPr>
-          <w:bCs/>
-          <w:sz w:val="28"/>
-          <w:szCs w:val="28"/>
-        </w:rPr>
-        <w:t>Меню</w:t>
-      </w:r>
-    </w:p>
-    <w:p>
-      <w:pPr>
-        <w:pStyle w:val="a7"/>
-        <w:numPr>
-          <w:ilvl w:val="2"/>
-          <w:numId w:val="1"/>
-        </w:numPr>
-        <w:spacing w:line="360" w:lineRule="auto"/>
-        <w:jc w:val="both"/>
-        <w:rPr>
-          <w:b/>
-          <w:sz w:val="28"/>
-          <w:szCs w:val="28"/>
-        </w:rPr>
-      </w:pPr>
-      <w:r>
-        <w:rPr>
-          <w:bCs/>
-          <w:sz w:val="28"/>
-          <w:szCs w:val="28"/>
-        </w:rPr>
-        <w:t xml:space="preserve">Главная. Ссылка на страницу 4.3. </w:t>
-      </w:r>
-      <w:r>
-        <w:rPr>
-          <w:sz w:val="28"/>
-          <w:szCs w:val="28"/>
-        </w:rPr>
-        <w:t xml:space="preserve">Доступно всем </w:t>
-      </w:r>
-      <w:r>
-        <w:rPr>
-          <w:bCs/>
-          <w:sz w:val="28"/>
-          <w:szCs w:val="28"/>
-        </w:rPr>
-        <w:t>исследователя</w:t>
-      </w:r>
-      <w:r>
-        <w:rPr>
-          <w:bCs/>
-          <w:sz w:val="28"/>
-          <w:szCs w:val="28"/>
-        </w:rPr>
-        <w:t>м</w:t>
-      </w:r>
-    </w:p>
-    <w:p>
-      <w:pPr>
-        <w:pStyle w:val="a7"/>
-        <w:numPr>
-          <w:ilvl w:val="2"/>
-          <w:numId w:val="1"/>
-        </w:numPr>
-        <w:spacing w:line="360" w:lineRule="auto"/>
-        <w:jc w:val="both"/>
-        <w:rPr>
-          <w:b/>
-          <w:sz w:val="28"/>
-          <w:szCs w:val="28"/>
-        </w:rPr>
-      </w:pPr>
-      <w:r>
-        <w:rPr>
-          <w:bCs/>
-          <w:sz w:val="28"/>
-          <w:szCs w:val="28"/>
-        </w:rPr>
-        <w:t xml:space="preserve">Список всех доступных </w:t>
-      </w:r>
-      <w:r>
-        <w:rPr>
-          <w:bCs/>
-          <w:sz w:val="28"/>
-          <w:szCs w:val="28"/>
-        </w:rPr>
-        <w:t>исторических объектов</w:t>
-      </w:r>
-      <w:r>
-        <w:rPr>
-          <w:bCs/>
-          <w:sz w:val="28"/>
-          <w:szCs w:val="28"/>
-        </w:rPr>
-        <w:t xml:space="preserve">. Ссылка на </w:t>
-      </w:r>
-      <w:r>
-        <w:rPr>
-          <w:sz w:val="28"/>
-          <w:szCs w:val="28"/>
-        </w:rPr>
-        <w:t xml:space="preserve">страницу 4.6. Доступно всем </w:t>
-      </w:r>
-      <w:r>
-        <w:rPr>
-          <w:bCs/>
-          <w:sz w:val="28"/>
-          <w:szCs w:val="28"/>
-        </w:rPr>
-        <w:t>исследователя</w:t>
-      </w:r>
-      <w:r>
-        <w:rPr>
-          <w:bCs/>
-          <w:sz w:val="28"/>
-          <w:szCs w:val="28"/>
-        </w:rPr>
-        <w:t>м</w:t>
-      </w:r>
-    </w:p>
-    <w:p>
-      <w:pPr>
-        <w:pStyle w:val="a7"/>
-        <w:numPr>
-          <w:ilvl w:val="2"/>
-          <w:numId w:val="1"/>
-        </w:numPr>
-        <w:spacing w:line="360" w:lineRule="auto"/>
-        <w:jc w:val="both"/>
-        <w:rPr>
-          <w:b/>
-          <w:sz w:val="28"/>
-          <w:szCs w:val="28"/>
-        </w:rPr>
-      </w:pPr>
-      <w:r>
-        <w:rPr>
-          <w:bCs/>
-          <w:sz w:val="28"/>
-          <w:szCs w:val="28"/>
-        </w:rPr>
-        <w:t>Смета</w:t>
-      </w:r>
-      <w:r>
-        <w:rPr>
-          <w:bCs/>
-          <w:sz w:val="28"/>
-          <w:szCs w:val="28"/>
-        </w:rPr>
-        <w:t xml:space="preserve"> на </w:t>
-      </w:r>
-      <w:r>
-        <w:rPr>
-          <w:sz w:val="28"/>
-          <w:szCs w:val="28"/>
-        </w:rPr>
-        <w:t xml:space="preserve">определения </w:t>
-      </w:r>
-      <w:r>
-        <w:rPr>
-          <w:sz w:val="28"/>
-          <w:szCs w:val="28"/>
-        </w:rPr>
-        <w:t>стоимости объектов</w:t>
-      </w:r>
-      <w:r>
-        <w:rPr>
-          <w:bCs/>
-          <w:sz w:val="28"/>
-          <w:szCs w:val="28"/>
-        </w:rPr>
-        <w:t xml:space="preserve">. Ссылка страницу 4.9. Доступно только авторизованному </w:t>
-      </w:r>
-      <w:r>
-        <w:rPr>
-          <w:bCs/>
-          <w:sz w:val="28"/>
-          <w:szCs w:val="28"/>
-        </w:rPr>
-        <w:t>исследовател</w:t>
-      </w:r>
-      <w:r>
-        <w:rPr>
-          <w:bCs/>
-          <w:sz w:val="28"/>
-          <w:szCs w:val="28"/>
-        </w:rPr>
-        <w:t>ю</w:t>
-      </w:r>
-    </w:p>
-    <w:p>
-      <w:pPr>
-        <w:pStyle w:val="a7"/>
-        <w:numPr>
-          <w:ilvl w:val="2"/>
-          <w:numId w:val="1"/>
-        </w:numPr>
-        <w:spacing w:line="360" w:lineRule="auto"/>
-        <w:jc w:val="both"/>
-        <w:rPr>
-          <w:b/>
-          <w:sz w:val="28"/>
-          <w:szCs w:val="28"/>
-        </w:rPr>
-      </w:pPr>
-      <w:r>
-        <w:rPr>
-          <w:bCs/>
-          <w:sz w:val="28"/>
-          <w:szCs w:val="28"/>
-        </w:rPr>
-        <w:t xml:space="preserve">Таблица доступных </w:t>
-      </w:r>
-      <w:r>
-        <w:rPr>
-          <w:bCs/>
-          <w:sz w:val="28"/>
-          <w:szCs w:val="28"/>
-        </w:rPr>
-        <w:t>смет</w:t>
-      </w:r>
-      <w:r>
-        <w:rPr>
-          <w:bCs/>
-          <w:sz w:val="28"/>
-          <w:szCs w:val="28"/>
-        </w:rPr>
-        <w:t>. Ссылка на страницу 4.14. Доступно только модераторам-</w:t>
-      </w:r>
-      <w:r>
-        <w:rPr>
-          <w:bCs/>
-          <w:sz w:val="28"/>
-          <w:szCs w:val="28"/>
-        </w:rPr>
-        <w:t xml:space="preserve"> </w:t>
-      </w:r>
-      <w:r>
-        <w:rPr>
-          <w:bCs/>
-          <w:sz w:val="28"/>
-          <w:szCs w:val="28"/>
-        </w:rPr>
-        <w:t>исследователя</w:t>
-      </w:r>
-      <w:r>
-        <w:rPr>
-          <w:bCs/>
-          <w:sz w:val="28"/>
-          <w:szCs w:val="28"/>
-        </w:rPr>
-        <w:t>м</w:t>
+        <w:t>исследователям</w:t>
       </w:r>
     </w:p>
     <w:p>
@@ -3166,15 +3097,7 @@
           <w:sz w:val="28"/>
           <w:szCs w:val="28"/>
         </w:rPr>
-        <w:t>исследовател</w:t>
-      </w:r>
-      <w:r>
-        <w:rPr>
-          <w:bCs/>
-          <w:sz w:val="28"/>
-          <w:szCs w:val="28"/>
-        </w:rPr>
-        <w:t>ям</w:t>
+        <w:t>исследователям</w:t>
       </w:r>
       <w:r>
         <w:rPr>
@@ -5914,12 +5837,14 @@
                 <w:lang w:val="en-US"/>
               </w:rPr>
             </w:pPr>
+            <w:proofErr w:type="gramStart"/>
             <w:r>
               <w:rPr>
                 <w:lang w:val="en-US"/>
               </w:rPr>
               <w:t>user:{</w:t>
             </w:r>
+            <w:proofErr w:type="gramEnd"/>
           </w:p>
           <w:p>
             <w:pPr>
@@ -5954,6 +5879,11 @@
             </w:r>
           </w:p>
           <w:p>
+            <w:pPr>
+              <w:rPr>
+                <w:lang w:val="en-US"/>
+              </w:rPr>
+            </w:pPr>
             <w:r>
               <w:rPr>
                 <w:lang w:val="en-US"/>
@@ -6302,13 +6232,7 @@
               <w:rPr>
                 <w:lang w:val="en-US"/>
               </w:rPr>
-              <w:t>message: strin</w:t>
-            </w:r>
-            <w:r>
-              <w:rPr>
-                <w:lang w:val="en-US"/>
-              </w:rPr>
-              <w:t>g</w:t>
+              <w:t>message: string</w:t>
             </w:r>
             <w:r>
               <w:rPr>
@@ -8181,21 +8105,16 @@
             </w:r>
           </w:p>
           <w:p>
-            <w:proofErr w:type="spellStart"/>
-            <w:r>
-              <w:t>order</w:t>
-            </w:r>
-            <w:proofErr w:type="spellEnd"/>
-            <w:r>
-              <w:t xml:space="preserve">: </w:t>
-            </w:r>
-            <w:proofErr w:type="spellStart"/>
-            <w:r>
-              <w:t>order</w:t>
-            </w:r>
-            <w:proofErr w:type="spellEnd"/>
-            <w:r>
-              <w:t>,</w:t>
+            <w:pPr>
+              <w:rPr>
+                <w:lang w:val="en-US"/>
+              </w:rPr>
+            </w:pPr>
+            <w:r>
+              <w:rPr>
+                <w:lang w:val="en-US"/>
+              </w:rPr>
+              <w:t>order: order,</w:t>
             </w:r>
           </w:p>
           <w:p>
@@ -9449,13 +9368,7 @@
               <w:rPr>
                 <w:lang w:val="en-US"/>
               </w:rPr>
-              <w:t xml:space="preserve">: </w:t>
-            </w:r>
-            <w:r>
-              <w:rPr>
-                <w:lang w:val="en-US"/>
-              </w:rPr>
-              <w:t>Boolean,</w:t>
+              <w:t>: Boolean,</w:t>
             </w:r>
           </w:p>
           <w:p>
@@ -9534,22 +9447,25 @@
             </w:r>
             <w:proofErr w:type="spellEnd"/>
             <w:r>
+              <w:rPr>
+                <w:lang w:val="en-US"/>
+              </w:rPr>
               <w:t>/</w:t>
             </w:r>
-            <w:r>
-              <w:rPr>
-                <w:lang w:val="en-US"/>
-              </w:rPr>
-              <w:t>anomalies</w:t>
-            </w:r>
-            <w:r>
-              <w:t>/:</w:t>
-            </w:r>
-            <w:proofErr w:type="spellStart"/>
-            <w:r>
-              <w:t>id</w:t>
-            </w:r>
-            <w:proofErr w:type="spellEnd"/>
+            <w:proofErr w:type="spellStart"/>
+            <w:r>
+              <w:rPr>
+                <w:lang w:val="en-US"/>
+              </w:rPr>
+              <w:t>historical_object</w:t>
+            </w:r>
+            <w:proofErr w:type="spellEnd"/>
+            <w:r>
+              <w:rPr>
+                <w:lang w:val="en-US"/>
+              </w:rPr>
+              <w:t>/:id</w:t>
+            </w:r>
           </w:p>
         </w:tc>
         <w:tc>
@@ -9582,61 +9498,168 @@
           </w:tcPr>
           <w:p>
             <w:pPr>
+              <w:rPr>
+                <w:lang w:val="en-US"/>
+              </w:rPr>
+            </w:pPr>
+            <w:r>
+              <w:rPr>
+                <w:lang w:val="en-US"/>
+              </w:rPr>
+              <w:t>{</w:t>
+            </w:r>
+            <w:r>
+              <w:rPr>
+                <w:lang w:val="en-US"/>
+              </w:rPr>
+              <w:br/>
+            </w:r>
+            <w:r>
+              <w:rPr>
+                <w:lang w:val="en-US"/>
+              </w:rPr>
+              <w:t>name: string,</w:t>
+            </w:r>
+          </w:p>
+          <w:p>
+            <w:pPr>
+              <w:rPr>
+                <w:lang w:val="en-US"/>
+              </w:rPr>
+            </w:pPr>
+            <w:r>
+              <w:rPr>
+                <w:lang w:val="en-US"/>
+              </w:rPr>
+              <w:t>description: string,</w:t>
+            </w:r>
+          </w:p>
+          <w:p>
+            <w:pPr>
+              <w:rPr>
+                <w:lang w:val="en-US"/>
+              </w:rPr>
+            </w:pPr>
+            <w:proofErr w:type="spellStart"/>
+            <w:r>
+              <w:rPr>
+                <w:lang w:val="en-US"/>
+              </w:rPr>
+              <w:t>price_usd</w:t>
+            </w:r>
+            <w:proofErr w:type="spellEnd"/>
+            <w:r>
+              <w:rPr>
+                <w:lang w:val="en-US"/>
+              </w:rPr>
+              <w:t>: float,</w:t>
+            </w:r>
+          </w:p>
+          <w:p>
+            <w:pPr>
+              <w:rPr>
+                <w:lang w:val="en-US"/>
+              </w:rPr>
+            </w:pPr>
+            <w:r>
+              <w:rPr>
+                <w:lang w:val="en-US"/>
+              </w:rPr>
+              <w:t>unit: number,</w:t>
+            </w:r>
+          </w:p>
+          <w:p>
+            <w:pPr>
+              <w:rPr>
+                <w:lang w:val="en-US"/>
+              </w:rPr>
+            </w:pPr>
+            <w:proofErr w:type="spellStart"/>
+            <w:r>
+              <w:rPr>
+                <w:lang w:val="en-US"/>
+              </w:rPr>
+              <w:t>historical_period</w:t>
+            </w:r>
+            <w:proofErr w:type="spellEnd"/>
+            <w:r>
+              <w:rPr>
+                <w:lang w:val="en-US"/>
+              </w:rPr>
+              <w:t>: string,</w:t>
+            </w:r>
+          </w:p>
+          <w:p>
+            <w:pPr>
+              <w:rPr>
+                <w:lang w:val="en-US"/>
+              </w:rPr>
+            </w:pPr>
+            <w:proofErr w:type="spellStart"/>
+            <w:r>
+              <w:rPr>
+                <w:lang w:val="en-US"/>
+              </w:rPr>
+              <w:t>historical_region</w:t>
+            </w:r>
+            <w:proofErr w:type="spellEnd"/>
+            <w:r>
+              <w:rPr>
+                <w:lang w:val="en-US"/>
+              </w:rPr>
+              <w:t>: string,</w:t>
+            </w:r>
+          </w:p>
+          <w:p>
+            <w:pPr>
+              <w:rPr>
+                <w:lang w:val="en-US"/>
+              </w:rPr>
+            </w:pPr>
+            <w:proofErr w:type="spellStart"/>
+            <w:r>
+              <w:rPr>
+                <w:lang w:val="en-US"/>
+              </w:rPr>
+              <w:t>data_source</w:t>
+            </w:r>
+            <w:proofErr w:type="spellEnd"/>
+            <w:r>
+              <w:rPr>
+                <w:lang w:val="en-US"/>
+              </w:rPr>
+              <w:t>: text,</w:t>
+            </w:r>
+          </w:p>
+          <w:p>
+            <w:pPr>
               <w:spacing w:after="160"/>
               <w:rPr>
                 <w:lang w:val="en-US"/>
               </w:rPr>
             </w:pPr>
-            <w:r>
-              <w:rPr>
-                <w:lang w:val="en-US"/>
-              </w:rPr>
-              <w:t>{</w:t>
-            </w:r>
-            <w:r>
-              <w:rPr>
-                <w:lang w:val="en-US"/>
-              </w:rPr>
-              <w:br/>
-              <w:t>nam</w:t>
-            </w:r>
-            <w:r>
-              <w:rPr>
-                <w:lang w:val="en-US"/>
-              </w:rPr>
-              <w:t>e</w:t>
-            </w:r>
-            <w:r>
-              <w:rPr>
-                <w:lang w:val="en-US"/>
-              </w:rPr>
-              <w:t>: string,</w:t>
-            </w:r>
-            <w:r>
-              <w:rPr>
-                <w:lang w:val="en-US"/>
-              </w:rPr>
-              <w:br/>
-              <w:t>description: string,</w:t>
-            </w:r>
-            <w:r>
-              <w:rPr>
-                <w:lang w:val="en-US"/>
-              </w:rPr>
-              <w:br/>
-            </w:r>
-            <w:r>
-              <w:rPr>
-                <w:lang w:val="en-US"/>
-              </w:rPr>
-              <w:t>year</w:t>
-            </w:r>
-            <w:r>
-              <w:rPr>
-                <w:lang w:val="en-US"/>
-              </w:rPr>
-              <w:t>: number</w:t>
-            </w:r>
+            <w:proofErr w:type="spellStart"/>
+            <w:r>
+              <w:rPr>
+                <w:lang w:val="en-US"/>
+              </w:rPr>
+              <w:t>is_active</w:t>
+            </w:r>
+            <w:proofErr w:type="spellEnd"/>
+            <w:r>
+              <w:rPr>
+                <w:lang w:val="en-US"/>
+              </w:rPr>
+              <w:t xml:space="preserve">: </w:t>
+            </w:r>
+            <w:proofErr w:type="spellStart"/>
+            <w:r>
+              <w:rPr>
+                <w:lang w:val="en-US"/>
+              </w:rPr>
+              <w:t>boolean</w:t>
+            </w:r>
+            <w:proofErr w:type="spellEnd"/>
             <w:r>
               <w:rPr>
                 <w:lang w:val="en-US"/>
@@ -9653,16 +9676,378 @@
           </w:tcPr>
           <w:p>
             <w:pPr>
+              <w:rPr>
+                <w:lang w:val="en-US"/>
+              </w:rPr>
+            </w:pPr>
+            <w:r>
+              <w:rPr>
+                <w:lang w:val="en-US"/>
+              </w:rPr>
+              <w:t>{</w:t>
+            </w:r>
+            <w:r>
+              <w:rPr>
+                <w:lang w:val="en-US"/>
+              </w:rPr>
+              <w:br/>
+              <w:t>id: number,</w:t>
+            </w:r>
+            <w:r>
+              <w:rPr>
+                <w:lang w:val="en-US"/>
+              </w:rPr>
+              <w:br/>
+            </w:r>
+            <w:r>
+              <w:rPr>
+                <w:lang w:val="en-US"/>
+              </w:rPr>
+              <w:t>name: string,</w:t>
+            </w:r>
+          </w:p>
+          <w:p>
+            <w:pPr>
+              <w:rPr>
+                <w:lang w:val="en-US"/>
+              </w:rPr>
+            </w:pPr>
+            <w:r>
+              <w:rPr>
+                <w:lang w:val="en-US"/>
+              </w:rPr>
+              <w:t>description: string,</w:t>
+            </w:r>
+          </w:p>
+          <w:p>
+            <w:pPr>
+              <w:rPr>
+                <w:lang w:val="en-US"/>
+              </w:rPr>
+            </w:pPr>
+            <w:proofErr w:type="spellStart"/>
+            <w:r>
+              <w:rPr>
+                <w:lang w:val="en-US"/>
+              </w:rPr>
+              <w:t>price_usd</w:t>
+            </w:r>
+            <w:proofErr w:type="spellEnd"/>
+            <w:r>
+              <w:rPr>
+                <w:lang w:val="en-US"/>
+              </w:rPr>
+              <w:t>: float,</w:t>
+            </w:r>
+          </w:p>
+          <w:p>
+            <w:pPr>
+              <w:rPr>
+                <w:lang w:val="en-US"/>
+              </w:rPr>
+            </w:pPr>
+            <w:r>
+              <w:rPr>
+                <w:lang w:val="en-US"/>
+              </w:rPr>
+              <w:t>unit: number,</w:t>
+            </w:r>
+          </w:p>
+          <w:p>
+            <w:pPr>
+              <w:rPr>
+                <w:lang w:val="en-US"/>
+              </w:rPr>
+            </w:pPr>
+            <w:proofErr w:type="spellStart"/>
+            <w:r>
+              <w:rPr>
+                <w:lang w:val="en-US"/>
+              </w:rPr>
+              <w:t>historical_period</w:t>
+            </w:r>
+            <w:proofErr w:type="spellEnd"/>
+            <w:r>
+              <w:rPr>
+                <w:lang w:val="en-US"/>
+              </w:rPr>
+              <w:t>: string,</w:t>
+            </w:r>
+          </w:p>
+          <w:p>
+            <w:pPr>
+              <w:rPr>
+                <w:lang w:val="en-US"/>
+              </w:rPr>
+            </w:pPr>
+            <w:proofErr w:type="spellStart"/>
+            <w:r>
+              <w:rPr>
+                <w:lang w:val="en-US"/>
+              </w:rPr>
+              <w:t>historical_region</w:t>
+            </w:r>
+            <w:proofErr w:type="spellEnd"/>
+            <w:r>
+              <w:rPr>
+                <w:lang w:val="en-US"/>
+              </w:rPr>
+              <w:t>: string,</w:t>
+            </w:r>
+          </w:p>
+          <w:p>
+            <w:pPr>
+              <w:rPr>
+                <w:lang w:val="en-US"/>
+              </w:rPr>
+            </w:pPr>
+            <w:proofErr w:type="spellStart"/>
+            <w:r>
+              <w:rPr>
+                <w:lang w:val="en-US"/>
+              </w:rPr>
+              <w:t>data_source</w:t>
+            </w:r>
+            <w:proofErr w:type="spellEnd"/>
+            <w:r>
+              <w:rPr>
+                <w:lang w:val="en-US"/>
+              </w:rPr>
+              <w:t>: text,</w:t>
+            </w:r>
+          </w:p>
+          <w:p>
+            <w:pPr>
               <w:spacing w:after="160"/>
               <w:rPr>
                 <w:lang w:val="en-US"/>
               </w:rPr>
             </w:pPr>
+            <w:proofErr w:type="spellStart"/>
+            <w:r>
+              <w:rPr>
+                <w:lang w:val="en-US"/>
+              </w:rPr>
+              <w:t>is_active</w:t>
+            </w:r>
+            <w:proofErr w:type="spellEnd"/>
+            <w:r>
+              <w:rPr>
+                <w:lang w:val="en-US"/>
+              </w:rPr>
+              <w:t>: Boolean,</w:t>
+            </w:r>
+          </w:p>
+          <w:p>
+            <w:pPr>
+              <w:spacing w:after="160"/>
+            </w:pPr>
+            <w:proofErr w:type="spellStart"/>
+            <w:r>
+              <w:rPr>
+                <w:lang w:val="en-US"/>
+              </w:rPr>
+              <w:t>created_at</w:t>
+            </w:r>
+            <w:proofErr w:type="spellEnd"/>
+            <w:r>
+              <w:rPr>
+                <w:lang w:val="en-US"/>
+              </w:rPr>
+              <w:t>: number</w:t>
+            </w:r>
+            <w:r>
+              <w:rPr>
+                <w:lang w:val="en-US"/>
+              </w:rPr>
+              <w:br/>
+              <w:t>}</w:t>
+            </w:r>
+          </w:p>
+        </w:tc>
+      </w:tr>
+      <w:tr>
+        <w:tc>
+          <w:tcPr>
+            <w:tcW w:w="1129" w:type="dxa"/>
+            <w:hideMark/>
+          </w:tcPr>
+          <w:p>
+            <w:pPr>
+              <w:spacing w:after="160"/>
+            </w:pPr>
+            <w:r>
+              <w:t>4.1.17.</w:t>
+            </w:r>
+          </w:p>
+        </w:tc>
+        <w:tc>
+          <w:tcPr>
+            <w:tcW w:w="1276" w:type="dxa"/>
+            <w:hideMark/>
+          </w:tcPr>
+          <w:p>
+            <w:pPr>
+              <w:spacing w:after="160"/>
+            </w:pPr>
+            <w:r>
+              <w:t>POST</w:t>
+            </w:r>
+          </w:p>
+        </w:tc>
+        <w:tc>
+          <w:tcPr>
+            <w:tcW w:w="2835" w:type="dxa"/>
+            <w:hideMark/>
+          </w:tcPr>
+          <w:p>
+            <w:pPr>
+              <w:spacing w:after="160"/>
+              <w:rPr>
+                <w:lang w:val="en-US"/>
+              </w:rPr>
+            </w:pPr>
+            <w:r>
+              <w:rPr>
+                <w:lang w:val="en-US"/>
+              </w:rPr>
+              <w:t>/</w:t>
+            </w:r>
+            <w:proofErr w:type="spellStart"/>
+            <w:r>
+              <w:rPr>
+                <w:lang w:val="en-US"/>
+              </w:rPr>
+              <w:t>api</w:t>
+            </w:r>
+            <w:proofErr w:type="spellEnd"/>
+            <w:r>
+              <w:rPr>
+                <w:lang w:val="en-US"/>
+              </w:rPr>
+              <w:t>/</w:t>
+            </w:r>
+            <w:proofErr w:type="spellStart"/>
+            <w:r>
+              <w:rPr>
+                <w:lang w:val="en-US"/>
+              </w:rPr>
+              <w:t>add_to_estimate</w:t>
+            </w:r>
+            <w:proofErr w:type="spellEnd"/>
+            <w:r>
+              <w:rPr>
+                <w:lang w:val="en-US"/>
+              </w:rPr>
+              <w:t>/:id</w:t>
+            </w:r>
+          </w:p>
+        </w:tc>
+        <w:tc>
+          <w:tcPr>
+            <w:tcW w:w="3402" w:type="dxa"/>
+            <w:hideMark/>
+          </w:tcPr>
+          <w:p>
+            <w:pPr>
+              <w:spacing w:after="160"/>
+            </w:pPr>
+            <w:r>
+              <w:t xml:space="preserve">Добавление </w:t>
+            </w:r>
+            <w:r>
+              <w:t>исторического объекта</w:t>
+            </w:r>
+            <w:r>
+              <w:t xml:space="preserve"> в </w:t>
+            </w:r>
+            <w:r>
+              <w:t>смету</w:t>
+            </w:r>
+          </w:p>
+        </w:tc>
+        <w:tc>
+          <w:tcPr>
+            <w:tcW w:w="2410" w:type="dxa"/>
+            <w:hideMark/>
+          </w:tcPr>
+          <w:p>
+            <w:pPr>
+              <w:rPr>
+                <w:lang w:val="en-US"/>
+              </w:rPr>
+            </w:pPr>
             <w:r>
               <w:rPr>
                 <w:lang w:val="en-US"/>
               </w:rPr>
               <w:t>{</w:t>
+            </w:r>
+          </w:p>
+          <w:p>
+            <w:pPr>
+              <w:rPr>
+                <w:lang w:val="en-US"/>
+              </w:rPr>
+            </w:pPr>
+            <w:proofErr w:type="spellStart"/>
+            <w:r>
+              <w:rPr>
+                <w:lang w:val="en-US"/>
+              </w:rPr>
+              <w:t>object_id</w:t>
+            </w:r>
+            <w:proofErr w:type="spellEnd"/>
+            <w:r>
+              <w:rPr>
+                <w:lang w:val="en-US"/>
+              </w:rPr>
+              <w:t>: number</w:t>
+            </w:r>
+          </w:p>
+          <w:p>
+            <w:pPr>
+              <w:rPr>
+                <w:lang w:val="en-US"/>
+              </w:rPr>
+            </w:pPr>
+            <w:r>
+              <w:rPr>
+                <w:lang w:val="en-US"/>
+              </w:rPr>
+              <w:t>}</w:t>
+            </w:r>
+          </w:p>
+        </w:tc>
+        <w:tc>
+          <w:tcPr>
+            <w:tcW w:w="3508" w:type="dxa"/>
+            <w:hideMark/>
+          </w:tcPr>
+          <w:p>
+            <w:pPr>
+              <w:rPr>
+                <w:lang w:val="en-US"/>
+              </w:rPr>
+            </w:pPr>
+            <w:r>
+              <w:rPr>
+                <w:lang w:val="en-US"/>
+              </w:rPr>
+              <w:t>{</w:t>
+            </w:r>
+          </w:p>
+          <w:p>
+            <w:pPr>
+              <w:rPr>
+                <w:lang w:val="en-US"/>
+              </w:rPr>
+            </w:pPr>
+            <w:r>
+              <w:rPr>
+                <w:lang w:val="en-US"/>
+              </w:rPr>
+              <w:t>Status: string</w:t>
             </w:r>
             <w:r>
               <w:rPr>
@@ -9671,121 +10056,54 @@
               <w:br/>
               <w:t>message: string,</w:t>
             </w:r>
+          </w:p>
+          <w:p>
+            <w:pPr>
+              <w:rPr>
+                <w:lang w:val="en-US"/>
+              </w:rPr>
+            </w:pPr>
+            <w:proofErr w:type="spellStart"/>
+            <w:r>
+              <w:rPr>
+                <w:lang w:val="en-US"/>
+              </w:rPr>
+              <w:t>estimate_id</w:t>
+            </w:r>
+            <w:proofErr w:type="spellEnd"/>
+            <w:r>
+              <w:rPr>
+                <w:lang w:val="en-US"/>
+              </w:rPr>
+              <w:t>: number</w:t>
+            </w:r>
+          </w:p>
+          <w:p>
+            <w:pPr>
+              <w:rPr>
+                <w:lang w:val="en-US"/>
+              </w:rPr>
+            </w:pPr>
+            <w:proofErr w:type="spellStart"/>
+            <w:r>
+              <w:rPr>
+                <w:lang w:val="en-US"/>
+              </w:rPr>
+              <w:t>itemCount</w:t>
+            </w:r>
+            <w:proofErr w:type="spellEnd"/>
+            <w:r>
+              <w:rPr>
+                <w:lang w:val="en-US"/>
+              </w:rPr>
+              <w:t>: count</w:t>
+            </w:r>
             <w:r>
               <w:rPr>
                 <w:lang w:val="en-US"/>
               </w:rPr>
               <w:br/>
-            </w:r>
-            <w:r>
-              <w:rPr>
-                <w:lang w:val="en-US"/>
-              </w:rPr>
-              <w:t>anomaly</w:t>
-            </w:r>
-            <w:r>
-              <w:rPr>
-                <w:lang w:val="en-US"/>
-              </w:rPr>
-              <w:t>: {</w:t>
-            </w:r>
-            <w:r>
-              <w:rPr>
-                <w:lang w:val="en-US"/>
-              </w:rPr>
-              <w:br/>
-              <w:t>id: number,</w:t>
-            </w:r>
-            <w:r>
-              <w:rPr>
-                <w:lang w:val="en-US"/>
-              </w:rPr>
-              <w:br/>
-              <w:t>na</w:t>
-            </w:r>
-            <w:r>
-              <w:rPr>
-                <w:lang w:val="en-US"/>
-              </w:rPr>
-              <w:t>me</w:t>
-            </w:r>
-            <w:r>
-              <w:rPr>
-                <w:lang w:val="en-US"/>
-              </w:rPr>
-              <w:t>: string,</w:t>
-            </w:r>
-            <w:r>
-              <w:rPr>
-                <w:lang w:val="en-US"/>
-              </w:rPr>
-              <w:br/>
-              <w:t>description: string,</w:t>
-            </w:r>
-            <w:r>
-              <w:rPr>
-                <w:lang w:val="en-US"/>
-              </w:rPr>
-              <w:br/>
-            </w:r>
-            <w:proofErr w:type="spellStart"/>
-            <w:r>
-              <w:rPr>
-                <w:lang w:val="en-US"/>
-              </w:rPr>
-              <w:t>image_url</w:t>
-            </w:r>
-            <w:proofErr w:type="spellEnd"/>
-            <w:r>
-              <w:rPr>
-                <w:lang w:val="en-US"/>
-              </w:rPr>
-              <w:t>: string,</w:t>
-            </w:r>
-            <w:r>
-              <w:rPr>
-                <w:lang w:val="en-US"/>
-              </w:rPr>
-              <w:br/>
-            </w:r>
-            <w:r>
-              <w:rPr>
-                <w:lang w:val="en-US"/>
-              </w:rPr>
-              <w:t>year</w:t>
-            </w:r>
-            <w:r>
-              <w:rPr>
-                <w:lang w:val="en-US"/>
-              </w:rPr>
-              <w:t>: number,</w:t>
-            </w:r>
-            <w:r>
-              <w:rPr>
-                <w:lang w:val="en-US"/>
-              </w:rPr>
-              <w:br/>
-            </w:r>
-            <w:proofErr w:type="spellStart"/>
-            <w:r>
-              <w:rPr>
-                <w:lang w:val="en-US"/>
-              </w:rPr>
-              <w:t>updated_by</w:t>
-            </w:r>
-            <w:proofErr w:type="spellEnd"/>
-            <w:r>
-              <w:rPr>
-                <w:lang w:val="en-US"/>
-              </w:rPr>
-              <w:t>: number</w:t>
-            </w:r>
-            <w:r>
-              <w:rPr>
-                <w:lang w:val="en-US"/>
-              </w:rPr>
-              <w:br/>
-              <w:t>}}</w:t>
+              <w:t>}</w:t>
             </w:r>
           </w:p>
         </w:tc>
@@ -9801,7 +10119,7 @@
               <w:spacing w:after="160"/>
             </w:pPr>
             <w:r>
-              <w:t>4.1.17.</w:t>
+              <w:t>4.1.18.</w:t>
             </w:r>
           </w:p>
         </w:tc>
@@ -9851,35 +10169,19 @@
               </w:rPr>
               <w:t>/</w:t>
             </w:r>
-            <w:r>
-              <w:rPr>
-                <w:lang w:val="en-US"/>
-              </w:rPr>
-              <w:t>trees</w:t>
-            </w:r>
-            <w:r>
-              <w:rPr>
-                <w:lang w:val="en-US"/>
-              </w:rPr>
-              <w:t xml:space="preserve"> /</w:t>
-            </w:r>
-            <w:r>
-              <w:rPr>
-                <w:lang w:val="en-US"/>
-              </w:rPr>
-              <w:t>current</w:t>
-            </w:r>
-            <w:r>
-              <w:rPr>
-                <w:lang w:val="en-US"/>
-              </w:rPr>
-              <w:t>/</w:t>
-            </w:r>
-            <w:r>
-              <w:rPr>
-                <w:lang w:val="en-US"/>
-              </w:rPr>
-              <w:t>items</w:t>
+            <w:proofErr w:type="spellStart"/>
+            <w:r>
+              <w:rPr>
+                <w:lang w:val="en-US"/>
+              </w:rPr>
+              <w:t>historical_object</w:t>
+            </w:r>
+            <w:proofErr w:type="spellEnd"/>
+            <w:r>
+              <w:rPr>
+                <w:lang w:val="en-US"/>
+              </w:rPr>
+              <w:t>/:id/image</w:t>
             </w:r>
           </w:p>
         </w:tc>
@@ -9893,16 +10195,10 @@
               <w:spacing w:after="160"/>
             </w:pPr>
             <w:r>
-              <w:t xml:space="preserve">Добавление </w:t>
-            </w:r>
-            <w:r>
-              <w:t>аномалии</w:t>
-            </w:r>
-            <w:r>
-              <w:t xml:space="preserve"> в заявку на </w:t>
-            </w:r>
-            <w:r>
-              <w:t>определение возраста (дерево)</w:t>
+              <w:t xml:space="preserve">Добавление картинки для </w:t>
+            </w:r>
+            <w:r>
+              <w:t>исторического объекта</w:t>
             </w:r>
           </w:p>
         </w:tc>
@@ -9921,43 +10217,61 @@
               <w:rPr>
                 <w:lang w:val="en-US"/>
               </w:rPr>
+              <w:t>}</w:t>
+            </w:r>
+          </w:p>
+          <w:p>
+            <w:pPr>
+              <w:rPr>
+                <w:lang w:val="en-US"/>
+              </w:rPr>
+            </w:pPr>
+            <w:proofErr w:type="spellStart"/>
+            <w:r>
+              <w:t>image</w:t>
+            </w:r>
+            <w:proofErr w:type="spellEnd"/>
+            <w:r>
+              <w:t xml:space="preserve">: </w:t>
+            </w:r>
+            <w:proofErr w:type="spellStart"/>
+            <w:r>
+              <w:t>file</w:t>
+            </w:r>
+            <w:proofErr w:type="spellEnd"/>
+            <w:r>
+              <w:rPr>
+                <w:lang w:val="en-US"/>
+              </w:rPr>
+              <w:t>,</w:t>
+            </w:r>
+          </w:p>
+          <w:p>
+            <w:pPr>
+              <w:rPr>
+                <w:lang w:val="en-US"/>
+              </w:rPr>
+            </w:pPr>
+            <w:r>
+              <w:rPr>
+                <w:lang w:val="en-US"/>
+              </w:rPr>
+              <w:t>filename: string</w:t>
+            </w:r>
+          </w:p>
+          <w:p>
+            <w:pPr>
+              <w:rPr>
+                <w:lang w:val="en-US"/>
+              </w:rPr>
+            </w:pPr>
+            <w:r>
+              <w:rPr>
+                <w:lang w:val="en-US"/>
+              </w:rPr>
               <w:t>{</w:t>
             </w:r>
           </w:p>
-          <w:p>
-            <w:pPr>
-              <w:rPr>
-                <w:lang w:val="en-US"/>
-              </w:rPr>
-            </w:pPr>
-            <w:proofErr w:type="spellStart"/>
-            <w:r>
-              <w:rPr>
-                <w:lang w:val="en-US"/>
-              </w:rPr>
-              <w:t>anomaly_id</w:t>
-            </w:r>
-            <w:proofErr w:type="spellEnd"/>
-            <w:r>
-              <w:rPr>
-                <w:lang w:val="en-US"/>
-              </w:rPr>
-              <w:t>: number</w:t>
-            </w:r>
-          </w:p>
-          <w:p>
-            <w:pPr>
-              <w:rPr>
-                <w:lang w:val="en-US"/>
-              </w:rPr>
-            </w:pPr>
-            <w:r>
-              <w:rPr>
-                <w:lang w:val="en-US"/>
-              </w:rPr>
-              <w:t>}</w:t>
-            </w:r>
-          </w:p>
         </w:tc>
         <w:tc>
           <w:tcPr>
@@ -9966,6 +10280,7 @@
           </w:tcPr>
           <w:p>
             <w:pPr>
+              <w:spacing w:after="160"/>
               <w:rPr>
                 <w:lang w:val="en-US"/>
               </w:rPr>
@@ -9983,19 +10298,68 @@
               <w:br/>
               <w:t>message: string,</w:t>
             </w:r>
-          </w:p>
-          <w:p>
-            <w:pPr>
-              <w:rPr>
-                <w:lang w:val="en-US"/>
-              </w:rPr>
-            </w:pPr>
-            <w:proofErr w:type="spellStart"/>
-            <w:r>
-              <w:rPr>
-                <w:lang w:val="en-US"/>
-              </w:rPr>
-              <w:t>tree_id</w:t>
+            <w:r>
+              <w:rPr>
+                <w:lang w:val="en-US"/>
+              </w:rPr>
+              <w:br/>
+            </w:r>
+            <w:proofErr w:type="spellStart"/>
+            <w:r>
+              <w:rPr>
+                <w:lang w:val="en-US"/>
+              </w:rPr>
+              <w:t>image_url</w:t>
+            </w:r>
+            <w:proofErr w:type="spellEnd"/>
+            <w:r>
+              <w:rPr>
+                <w:lang w:val="en-US"/>
+              </w:rPr>
+              <w:t>: string,</w:t>
+            </w:r>
+            <w:r>
+              <w:rPr>
+                <w:lang w:val="en-US"/>
+              </w:rPr>
+              <w:br/>
+            </w:r>
+            <w:r>
+              <w:rPr>
+                <w:lang w:val="en-US"/>
+              </w:rPr>
+              <w:t>filename</w:t>
+            </w:r>
+            <w:r>
+              <w:rPr>
+                <w:lang w:val="en-US"/>
+              </w:rPr>
+              <w:t xml:space="preserve">: </w:t>
+            </w:r>
+            <w:r>
+              <w:rPr>
+                <w:lang w:val="en-US"/>
+              </w:rPr>
+              <w:t>string</w:t>
+            </w:r>
+            <w:r>
+              <w:rPr>
+                <w:lang w:val="en-US"/>
+              </w:rPr>
+              <w:t>,</w:t>
+            </w:r>
+            <w:r>
+              <w:rPr>
+                <w:lang w:val="en-US"/>
+              </w:rPr>
+              <w:br/>
+            </w:r>
+            <w:proofErr w:type="spellStart"/>
+            <w:r>
+              <w:rPr>
+                <w:lang w:val="en-US"/>
+              </w:rPr>
+              <w:t>uploaded_by</w:t>
             </w:r>
             <w:proofErr w:type="spellEnd"/>
             <w:r>
@@ -10025,7 +10389,8 @@
               <w:spacing w:after="160"/>
             </w:pPr>
             <w:r>
-              <w:t>4.1.18.</w:t>
+              <w:lastRenderedPageBreak/>
+              <w:t>4.1.19.</w:t>
             </w:r>
           </w:p>
         </w:tc>
@@ -10039,7 +10404,7 @@
               <w:spacing w:after="160"/>
             </w:pPr>
             <w:r>
-              <w:t>POST</w:t>
+              <w:t>DELETE</w:t>
             </w:r>
           </w:p>
         </w:tc>
@@ -10063,12 +10428,11 @@
             <w:r>
               <w:t>/</w:t>
             </w:r>
-            <w:r>
-              <w:rPr>
-                <w:lang w:val="en-US"/>
-              </w:rPr>
-              <w:t>anomalies</w:t>
-            </w:r>
+            <w:proofErr w:type="spellStart"/>
+            <w:r>
+              <w:t>historical_object</w:t>
+            </w:r>
+            <w:proofErr w:type="spellEnd"/>
             <w:r>
               <w:t>/:</w:t>
             </w:r>
@@ -10077,14 +10441,176 @@
               <w:t>id</w:t>
             </w:r>
             <w:proofErr w:type="spellEnd"/>
-            <w:r>
+          </w:p>
+        </w:tc>
+        <w:tc>
+          <w:tcPr>
+            <w:tcW w:w="3402" w:type="dxa"/>
+            <w:hideMark/>
+          </w:tcPr>
+          <w:p>
+            <w:pPr>
+              <w:spacing w:after="160"/>
+            </w:pPr>
+            <w:r>
+              <w:t xml:space="preserve">Удаление </w:t>
+            </w:r>
+            <w:r>
+              <w:t>исторического объекта</w:t>
+            </w:r>
+          </w:p>
+        </w:tc>
+        <w:tc>
+          <w:tcPr>
+            <w:tcW w:w="2410" w:type="dxa"/>
+            <w:hideMark/>
+          </w:tcPr>
+          <w:p>
+            <w:pPr>
+              <w:spacing w:after="160"/>
+            </w:pPr>
+            <w:r>
+              <w:t>-</w:t>
+            </w:r>
+          </w:p>
+        </w:tc>
+        <w:tc>
+          <w:tcPr>
+            <w:tcW w:w="3508" w:type="dxa"/>
+            <w:hideMark/>
+          </w:tcPr>
+          <w:p>
+            <w:pPr>
+              <w:rPr>
+                <w:lang w:val="en-US"/>
+              </w:rPr>
+            </w:pPr>
+            <w:r>
+              <w:rPr>
+                <w:lang w:val="en-US"/>
+              </w:rPr>
+              <w:t>{</w:t>
+            </w:r>
+            <w:r>
+              <w:rPr>
+                <w:lang w:val="en-US"/>
+              </w:rPr>
+              <w:br/>
+              <w:t>message: string</w:t>
+            </w:r>
+          </w:p>
+          <w:p>
+            <w:pPr>
+              <w:rPr>
+                <w:lang w:val="en-US"/>
+              </w:rPr>
+            </w:pPr>
+            <w:proofErr w:type="spellStart"/>
+            <w:r>
+              <w:rPr>
+                <w:lang w:val="en-US"/>
+              </w:rPr>
+              <w:t>deleted_by</w:t>
+            </w:r>
+            <w:proofErr w:type="spellEnd"/>
+            <w:r>
+              <w:rPr>
+                <w:lang w:val="en-US"/>
+              </w:rPr>
+              <w:t>: number</w:t>
+            </w:r>
+            <w:r>
+              <w:rPr>
+                <w:lang w:val="en-US"/>
+              </w:rPr>
+              <w:br/>
+              <w:t>}</w:t>
+            </w:r>
+          </w:p>
+        </w:tc>
+      </w:tr>
+      <w:tr>
+        <w:tc>
+          <w:tcPr>
+            <w:tcW w:w="1129" w:type="dxa"/>
+            <w:hideMark/>
+          </w:tcPr>
+          <w:p>
+            <w:r>
+              <w:t>4.1.20.</w:t>
+            </w:r>
+          </w:p>
+        </w:tc>
+        <w:tc>
+          <w:tcPr>
+            <w:tcW w:w="1276" w:type="dxa"/>
+            <w:hideMark/>
+          </w:tcPr>
+          <w:p>
+            <w:r>
+              <w:t>PUT</w:t>
+            </w:r>
+          </w:p>
+        </w:tc>
+        <w:tc>
+          <w:tcPr>
+            <w:tcW w:w="2835" w:type="dxa"/>
+            <w:hideMark/>
+          </w:tcPr>
+          <w:p>
+            <w:pPr>
+              <w:rPr>
+                <w:lang w:val="en-US"/>
+              </w:rPr>
+            </w:pPr>
+            <w:r>
+              <w:rPr>
+                <w:lang w:val="en-US"/>
+              </w:rPr>
               <w:t>/</w:t>
             </w:r>
-            <w:proofErr w:type="spellStart"/>
-            <w:r>
-              <w:t>image</w:t>
-            </w:r>
-            <w:proofErr w:type="spellEnd"/>
+            <w:proofErr w:type="gramStart"/>
+            <w:r>
+              <w:rPr>
+                <w:lang w:val="en-US"/>
+              </w:rPr>
+              <w:t>api</w:t>
+            </w:r>
+            <w:proofErr w:type="gramEnd"/>
+            <w:r>
+              <w:rPr>
+                <w:lang w:val="en-US"/>
+              </w:rPr>
+              <w:t>/estimate</w:t>
+            </w:r>
+            <w:proofErr w:type="gramStart"/>
+            <w:r>
+              <w:rPr>
+                <w:lang w:val="en-US"/>
+              </w:rPr>
+              <w:t>/:estimate</w:t>
+            </w:r>
+            <w:proofErr w:type="gramEnd"/>
+            <w:r>
+              <w:rPr>
+                <w:lang w:val="en-US"/>
+              </w:rPr>
+              <w:t>_id/historical_objects</w:t>
+            </w:r>
+            <w:proofErr w:type="gramStart"/>
+            <w:r>
+              <w:rPr>
+                <w:lang w:val="en-US"/>
+              </w:rPr>
+              <w:t>/:object</w:t>
+            </w:r>
+            <w:proofErr w:type="gramEnd"/>
+            <w:r>
+              <w:rPr>
+                <w:lang w:val="en-US"/>
+              </w:rPr>
+              <w:t>_id/quantity</w:t>
+            </w:r>
           </w:p>
         </w:tc>
         <w:tc>
@@ -10093,14 +10619,23 @@
             <w:hideMark/>
           </w:tcPr>
           <w:p>
-            <w:pPr>
-              <w:spacing w:after="160"/>
-            </w:pPr>
-            <w:r>
-              <w:t xml:space="preserve">Добавление картинки для </w:t>
-            </w:r>
-            <w:r>
-              <w:t>аномалии</w:t>
+            <w:r>
+              <w:t xml:space="preserve">Изменение дополнительной информации по </w:t>
+            </w:r>
+            <w:r>
+              <w:t>историческому объекту</w:t>
+            </w:r>
+            <w:r>
+              <w:t xml:space="preserve"> для </w:t>
+            </w:r>
+            <w:r>
+              <w:t>подсчета конечной суммы</w:t>
+            </w:r>
+            <w:r>
+              <w:t xml:space="preserve"> в </w:t>
+            </w:r>
+            <w:r>
+              <w:t>смете</w:t>
             </w:r>
           </w:p>
         </w:tc>
@@ -10119,61 +10654,42 @@
               <w:rPr>
                 <w:lang w:val="en-US"/>
               </w:rPr>
+              <w:t>{</w:t>
+            </w:r>
+            <w:r>
+              <w:rPr>
+                <w:lang w:val="en-US"/>
+              </w:rPr>
+              <w:br/>
+            </w:r>
+            <w:proofErr w:type="spellStart"/>
+            <w:r>
+              <w:rPr>
+                <w:lang w:val="en-US"/>
+              </w:rPr>
+              <w:t>quntity</w:t>
+            </w:r>
+            <w:proofErr w:type="spellEnd"/>
+            <w:r>
+              <w:rPr>
+                <w:lang w:val="en-US"/>
+              </w:rPr>
+              <w:t xml:space="preserve">: </w:t>
+            </w:r>
+            <w:r>
+              <w:rPr>
+                <w:lang w:val="en-US"/>
+              </w:rPr>
+              <w:t>number</w:t>
+            </w:r>
+            <w:r>
+              <w:rPr>
+                <w:lang w:val="en-US"/>
+              </w:rPr>
+              <w:br/>
               <w:t>}</w:t>
             </w:r>
           </w:p>
-          <w:p>
-            <w:pPr>
-              <w:rPr>
-                <w:lang w:val="en-US"/>
-              </w:rPr>
-            </w:pPr>
-            <w:proofErr w:type="spellStart"/>
-            <w:r>
-              <w:t>image</w:t>
-            </w:r>
-            <w:proofErr w:type="spellEnd"/>
-            <w:r>
-              <w:t xml:space="preserve">: </w:t>
-            </w:r>
-            <w:proofErr w:type="spellStart"/>
-            <w:r>
-              <w:t>file</w:t>
-            </w:r>
-            <w:proofErr w:type="spellEnd"/>
-            <w:r>
-              <w:rPr>
-                <w:lang w:val="en-US"/>
-              </w:rPr>
-              <w:t>,</w:t>
-            </w:r>
-          </w:p>
-          <w:p>
-            <w:pPr>
-              <w:rPr>
-                <w:lang w:val="en-US"/>
-              </w:rPr>
-            </w:pPr>
-            <w:r>
-              <w:rPr>
-                <w:lang w:val="en-US"/>
-              </w:rPr>
-              <w:t>filename: string</w:t>
-            </w:r>
-          </w:p>
-          <w:p>
-            <w:pPr>
-              <w:rPr>
-                <w:lang w:val="en-US"/>
-              </w:rPr>
-            </w:pPr>
-            <w:r>
-              <w:rPr>
-                <w:lang w:val="en-US"/>
-              </w:rPr>
-              <w:t>{</w:t>
-            </w:r>
-          </w:p>
         </w:tc>
         <w:tc>
           <w:tcPr>
@@ -10182,7 +10698,6 @@
           </w:tcPr>
           <w:p>
             <w:pPr>
-              <w:spacing w:after="160"/>
               <w:rPr>
                 <w:lang w:val="en-US"/>
               </w:rPr>
@@ -10211,27 +10726,9 @@
               <w:rPr>
                 <w:lang w:val="en-US"/>
               </w:rPr>
-              <w:t>image_url</w:t>
-            </w:r>
-            <w:proofErr w:type="spellEnd"/>
-            <w:r>
-              <w:rPr>
-                <w:lang w:val="en-US"/>
-              </w:rPr>
-              <w:t>: string,</w:t>
-            </w:r>
-            <w:r>
-              <w:rPr>
-                <w:lang w:val="en-US"/>
-              </w:rPr>
-              <w:br/>
-            </w:r>
-            <w:r>
-              <w:rPr>
-                <w:lang w:val="en-US"/>
-              </w:rPr>
-              <w:t>filename</w:t>
-            </w:r>
+              <w:t>quntity</w:t>
+            </w:r>
+            <w:proofErr w:type="spellEnd"/>
             <w:r>
               <w:rPr>
                 <w:lang w:val="en-US"/>
@@ -10242,39 +10739,19 @@
               <w:rPr>
                 <w:lang w:val="en-US"/>
               </w:rPr>
-              <w:t>string</w:t>
-            </w:r>
-            <w:r>
-              <w:rPr>
-                <w:lang w:val="en-US"/>
-              </w:rPr>
-              <w:t>,</w:t>
-            </w:r>
-            <w:r>
-              <w:rPr>
-                <w:lang w:val="en-US"/>
-              </w:rPr>
-              <w:br/>
-            </w:r>
-            <w:proofErr w:type="spellStart"/>
-            <w:r>
-              <w:rPr>
-                <w:lang w:val="en-US"/>
-              </w:rPr>
-              <w:t>uploaded_by</w:t>
-            </w:r>
-            <w:proofErr w:type="spellEnd"/>
-            <w:r>
-              <w:rPr>
-                <w:lang w:val="en-US"/>
-              </w:rPr>
-              <w:t>: number</w:t>
-            </w:r>
-            <w:r>
-              <w:rPr>
-                <w:lang w:val="en-US"/>
-              </w:rPr>
-              <w:br/>
+              <w:t>number</w:t>
+            </w:r>
+          </w:p>
+          <w:p>
+            <w:pPr>
+              <w:rPr>
+                <w:lang w:val="en-US"/>
+              </w:rPr>
+            </w:pPr>
+            <w:r>
+              <w:rPr>
+                <w:lang w:val="en-US"/>
+              </w:rPr>
               <w:t>}</w:t>
             </w:r>
           </w:p>
@@ -10291,7 +10768,7 @@
               <w:spacing w:after="160"/>
             </w:pPr>
             <w:r>
-              <w:t>4.1.19.</w:t>
+              <w:t>4.1.21.</w:t>
             </w:r>
           </w:p>
         </w:tc>
@@ -10317,30 +10794,72 @@
           <w:p>
             <w:pPr>
               <w:spacing w:after="160"/>
-            </w:pPr>
-            <w:r>
+              <w:rPr>
+                <w:lang w:val="en-US"/>
+              </w:rPr>
+            </w:pPr>
+            <w:r>
+              <w:rPr>
+                <w:lang w:val="en-US"/>
+              </w:rPr>
+              <w:t>/estimate</w:t>
+            </w:r>
+            <w:proofErr w:type="gramStart"/>
+            <w:r>
+              <w:rPr>
+                <w:lang w:val="en-US"/>
+              </w:rPr>
+              <w:t>/:</w:t>
+            </w:r>
+            <w:proofErr w:type="spellStart"/>
+            <w:r>
+              <w:rPr>
+                <w:lang w:val="en-US"/>
+              </w:rPr>
+              <w:t>estimate</w:t>
+            </w:r>
+            <w:proofErr w:type="gramEnd"/>
+            <w:r>
+              <w:rPr>
+                <w:lang w:val="en-US"/>
+              </w:rPr>
+              <w:t>_id</w:t>
+            </w:r>
+            <w:proofErr w:type="spellEnd"/>
+            <w:r>
+              <w:rPr>
+                <w:lang w:val="en-US"/>
+              </w:rPr>
               <w:t>/</w:t>
             </w:r>
             <w:proofErr w:type="spellStart"/>
             <w:r>
-              <w:t>api</w:t>
-            </w:r>
-            <w:proofErr w:type="spellEnd"/>
-            <w:r>
-              <w:t>/</w:t>
-            </w:r>
-            <w:r>
-              <w:rPr>
-                <w:lang w:val="en-US"/>
-              </w:rPr>
-              <w:t>anomalies</w:t>
-            </w:r>
-            <w:r>
+              <w:rPr>
+                <w:lang w:val="en-US"/>
+              </w:rPr>
+              <w:t>historical_objects</w:t>
+            </w:r>
+            <w:proofErr w:type="spellEnd"/>
+            <w:proofErr w:type="gramStart"/>
+            <w:r>
+              <w:rPr>
+                <w:lang w:val="en-US"/>
+              </w:rPr>
               <w:t>/:</w:t>
             </w:r>
             <w:proofErr w:type="spellStart"/>
             <w:r>
-              <w:t>id</w:t>
+              <w:rPr>
+                <w:lang w:val="en-US"/>
+              </w:rPr>
+              <w:t>object</w:t>
+            </w:r>
+            <w:proofErr w:type="gramEnd"/>
+            <w:r>
+              <w:rPr>
+                <w:lang w:val="en-US"/>
+              </w:rPr>
+              <w:t>_id</w:t>
             </w:r>
             <w:proofErr w:type="spellEnd"/>
           </w:p>
@@ -10358,432 +10877,13 @@
               <w:t xml:space="preserve">Удаление </w:t>
             </w:r>
             <w:r>
-              <w:t>аномалии</w:t>
-            </w:r>
-          </w:p>
-        </w:tc>
-        <w:tc>
-          <w:tcPr>
-            <w:tcW w:w="2410" w:type="dxa"/>
-            <w:hideMark/>
-          </w:tcPr>
-          <w:p>
-            <w:pPr>
-              <w:spacing w:after="160"/>
-            </w:pPr>
-            <w:r>
-              <w:t>-</w:t>
-            </w:r>
-          </w:p>
-        </w:tc>
-        <w:tc>
-          <w:tcPr>
-            <w:tcW w:w="3508" w:type="dxa"/>
-            <w:hideMark/>
-          </w:tcPr>
-          <w:p>
-            <w:pPr>
-              <w:rPr>
-                <w:lang w:val="en-US"/>
-              </w:rPr>
-            </w:pPr>
-            <w:r>
-              <w:rPr>
-                <w:lang w:val="en-US"/>
-              </w:rPr>
-              <w:t>{</w:t>
-            </w:r>
-            <w:r>
-              <w:rPr>
-                <w:lang w:val="en-US"/>
-              </w:rPr>
-              <w:br/>
-              <w:t>message: string</w:t>
-            </w:r>
-          </w:p>
-          <w:p>
-            <w:pPr>
-              <w:rPr>
-                <w:lang w:val="en-US"/>
-              </w:rPr>
-            </w:pPr>
-            <w:proofErr w:type="spellStart"/>
-            <w:r>
-              <w:rPr>
-                <w:lang w:val="en-US"/>
-              </w:rPr>
-              <w:t>deleted_by</w:t>
-            </w:r>
-            <w:proofErr w:type="spellEnd"/>
-            <w:r>
-              <w:rPr>
-                <w:lang w:val="en-US"/>
-              </w:rPr>
-              <w:t>: number</w:t>
-            </w:r>
-            <w:r>
-              <w:rPr>
-                <w:lang w:val="en-US"/>
-              </w:rPr>
-              <w:br/>
-              <w:t>}</w:t>
-            </w:r>
-          </w:p>
-        </w:tc>
-      </w:tr>
-      <w:tr>
-        <w:tc>
-          <w:tcPr>
-            <w:tcW w:w="1129" w:type="dxa"/>
-            <w:hideMark/>
-          </w:tcPr>
-          <w:p>
-            <w:r>
-              <w:lastRenderedPageBreak/>
-              <w:t>4.1.20.</w:t>
-            </w:r>
-          </w:p>
-        </w:tc>
-        <w:tc>
-          <w:tcPr>
-            <w:tcW w:w="1276" w:type="dxa"/>
-            <w:hideMark/>
-          </w:tcPr>
-          <w:p>
-            <w:r>
-              <w:t>PUT</w:t>
-            </w:r>
-          </w:p>
-        </w:tc>
-        <w:tc>
-          <w:tcPr>
-            <w:tcW w:w="2835" w:type="dxa"/>
-            <w:hideMark/>
-          </w:tcPr>
-          <w:p>
-            <w:pPr>
-              <w:rPr>
-                <w:lang w:val="en-US"/>
-              </w:rPr>
-            </w:pPr>
-            <w:r>
-              <w:rPr>
-                <w:lang w:val="en-US"/>
-              </w:rPr>
-              <w:t>/</w:t>
-            </w:r>
-            <w:proofErr w:type="spellStart"/>
-            <w:r>
-              <w:rPr>
-                <w:lang w:val="en-US"/>
-              </w:rPr>
-              <w:t>api</w:t>
-            </w:r>
-            <w:proofErr w:type="spellEnd"/>
-            <w:r>
-              <w:rPr>
-                <w:lang w:val="en-US"/>
-              </w:rPr>
-              <w:t>/</w:t>
-            </w:r>
-            <w:r>
-              <w:rPr>
-                <w:lang w:val="en-US"/>
-              </w:rPr>
-              <w:t>tress/:id</w:t>
-            </w:r>
-            <w:r>
-              <w:rPr>
-                <w:lang w:val="en-US"/>
-              </w:rPr>
-              <w:t>/</w:t>
-            </w:r>
-            <w:r>
-              <w:rPr>
-                <w:lang w:val="en-US"/>
-              </w:rPr>
-              <w:t>items</w:t>
-            </w:r>
-            <w:r>
-              <w:rPr>
-                <w:lang w:val="en-US"/>
-              </w:rPr>
-              <w:t>/:id</w:t>
-            </w:r>
-          </w:p>
-        </w:tc>
-        <w:tc>
-          <w:tcPr>
-            <w:tcW w:w="3402" w:type="dxa"/>
-            <w:hideMark/>
-          </w:tcPr>
-          <w:p>
-            <w:r>
-              <w:t xml:space="preserve">Изменение дополнительной информации по </w:t>
-            </w:r>
-            <w:r>
-              <w:t>аномалии</w:t>
-            </w:r>
-            <w:r>
-              <w:t xml:space="preserve"> для </w:t>
-            </w:r>
-            <w:r>
-              <w:t>определения возраста находки</w:t>
-            </w:r>
-            <w:r>
-              <w:t xml:space="preserve"> в заявке на </w:t>
-            </w:r>
-            <w:r>
-              <w:t>определение возраста (дерево)</w:t>
-            </w:r>
-          </w:p>
-        </w:tc>
-        <w:tc>
-          <w:tcPr>
-            <w:tcW w:w="2410" w:type="dxa"/>
-            <w:hideMark/>
-          </w:tcPr>
-          <w:p>
-            <w:pPr>
-              <w:rPr>
-                <w:lang w:val="en-US"/>
-              </w:rPr>
-            </w:pPr>
-            <w:r>
-              <w:rPr>
-                <w:lang w:val="en-US"/>
-              </w:rPr>
-              <w:t>{</w:t>
-            </w:r>
-            <w:r>
-              <w:rPr>
-                <w:lang w:val="en-US"/>
-              </w:rPr>
-              <w:br/>
-            </w:r>
-            <w:proofErr w:type="spellStart"/>
-            <w:r>
-              <w:rPr>
-                <w:lang w:val="en-US"/>
-              </w:rPr>
-              <w:t>anomalous_rings</w:t>
-            </w:r>
-            <w:proofErr w:type="spellEnd"/>
-            <w:r>
-              <w:rPr>
-                <w:lang w:val="en-US"/>
-              </w:rPr>
-              <w:t>: string</w:t>
-            </w:r>
-            <w:r>
-              <w:rPr>
-                <w:lang w:val="en-US"/>
-              </w:rPr>
-              <w:br/>
-              <w:t>}</w:t>
-            </w:r>
-          </w:p>
-        </w:tc>
-        <w:tc>
-          <w:tcPr>
-            <w:tcW w:w="3508" w:type="dxa"/>
-            <w:hideMark/>
-          </w:tcPr>
-          <w:p>
-            <w:pPr>
-              <w:rPr>
-                <w:lang w:val="en-US"/>
-              </w:rPr>
-            </w:pPr>
-            <w:r>
-              <w:rPr>
-                <w:lang w:val="en-US"/>
-              </w:rPr>
-              <w:t>{</w:t>
-            </w:r>
-            <w:r>
-              <w:rPr>
-                <w:lang w:val="en-US"/>
-              </w:rPr>
-              <w:br/>
-              <w:t>message: string,</w:t>
-            </w:r>
-            <w:r>
-              <w:rPr>
-                <w:lang w:val="en-US"/>
-              </w:rPr>
-              <w:br/>
-            </w:r>
-            <w:proofErr w:type="spellStart"/>
-            <w:r>
-              <w:rPr>
-                <w:lang w:val="en-US"/>
-              </w:rPr>
-              <w:t>anomalous_rings</w:t>
-            </w:r>
-            <w:proofErr w:type="spellEnd"/>
-            <w:r>
-              <w:rPr>
-                <w:lang w:val="en-US"/>
-              </w:rPr>
-              <w:t xml:space="preserve">: </w:t>
-            </w:r>
-            <w:r>
-              <w:rPr>
-                <w:lang w:val="en-US"/>
-              </w:rPr>
-              <w:t xml:space="preserve">string, </w:t>
-            </w:r>
-          </w:p>
-          <w:p>
-            <w:pPr>
-              <w:rPr>
-                <w:lang w:val="en-US"/>
-              </w:rPr>
-            </w:pPr>
-            <w:proofErr w:type="spellStart"/>
-            <w:r>
-              <w:rPr>
-                <w:lang w:val="en-US"/>
-              </w:rPr>
-              <w:t>calculated_year</w:t>
-            </w:r>
-            <w:proofErr w:type="spellEnd"/>
-            <w:r>
-              <w:rPr>
-                <w:lang w:val="en-US"/>
-              </w:rPr>
-              <w:t xml:space="preserve">: </w:t>
-            </w:r>
-            <w:r>
-              <w:rPr>
-                <w:lang w:val="en-US"/>
-              </w:rPr>
-              <w:t>number</w:t>
-            </w:r>
-          </w:p>
-          <w:p>
-            <w:pPr>
-              <w:rPr>
-                <w:lang w:val="en-US"/>
-              </w:rPr>
-            </w:pPr>
-            <w:r>
-              <w:rPr>
-                <w:lang w:val="en-US"/>
-              </w:rPr>
-              <w:t>}</w:t>
-            </w:r>
-          </w:p>
-        </w:tc>
-      </w:tr>
-      <w:tr>
-        <w:tc>
-          <w:tcPr>
-            <w:tcW w:w="1129" w:type="dxa"/>
-            <w:hideMark/>
-          </w:tcPr>
-          <w:p>
-            <w:pPr>
-              <w:spacing w:after="160"/>
-            </w:pPr>
-            <w:r>
-              <w:t>4.1.21.</w:t>
-            </w:r>
-          </w:p>
-        </w:tc>
-        <w:tc>
-          <w:tcPr>
-            <w:tcW w:w="1276" w:type="dxa"/>
-            <w:hideMark/>
-          </w:tcPr>
-          <w:p>
-            <w:pPr>
-              <w:spacing w:after="160"/>
-            </w:pPr>
-            <w:r>
-              <w:t>DELETE</w:t>
-            </w:r>
-          </w:p>
-        </w:tc>
-        <w:tc>
-          <w:tcPr>
-            <w:tcW w:w="2835" w:type="dxa"/>
-            <w:hideMark/>
-          </w:tcPr>
-          <w:p>
-            <w:pPr>
-              <w:spacing w:after="160"/>
-              <w:rPr>
-                <w:lang w:val="en-US"/>
-              </w:rPr>
-            </w:pPr>
-            <w:r>
-              <w:rPr>
-                <w:lang w:val="en-US"/>
-              </w:rPr>
-              <w:t>/</w:t>
-            </w:r>
-            <w:proofErr w:type="spellStart"/>
-            <w:r>
-              <w:rPr>
-                <w:lang w:val="en-US"/>
-              </w:rPr>
-              <w:t>api</w:t>
-            </w:r>
-            <w:proofErr w:type="spellEnd"/>
-            <w:r>
-              <w:rPr>
-                <w:lang w:val="en-US"/>
-              </w:rPr>
-              <w:t>/</w:t>
-            </w:r>
-            <w:r>
-              <w:rPr>
-                <w:lang w:val="en-US"/>
-              </w:rPr>
-              <w:t>trees/:id</w:t>
-            </w:r>
-            <w:r>
-              <w:rPr>
-                <w:lang w:val="en-US"/>
-              </w:rPr>
-              <w:t>/</w:t>
-            </w:r>
-            <w:r>
-              <w:rPr>
-                <w:lang w:val="en-US"/>
-              </w:rPr>
-              <w:t>items</w:t>
-            </w:r>
-            <w:r>
-              <w:rPr>
-                <w:lang w:val="en-US"/>
-              </w:rPr>
-              <w:t>/:id</w:t>
-            </w:r>
-          </w:p>
-        </w:tc>
-        <w:tc>
-          <w:tcPr>
-            <w:tcW w:w="3402" w:type="dxa"/>
-            <w:hideMark/>
-          </w:tcPr>
-          <w:p>
-            <w:pPr>
-              <w:spacing w:after="160"/>
-            </w:pPr>
-            <w:r>
-              <w:t xml:space="preserve">Удаление </w:t>
-            </w:r>
-            <w:r>
-              <w:t>аномалии</w:t>
-            </w:r>
-            <w:r>
-              <w:t xml:space="preserve"> из заявки на </w:t>
-            </w:r>
-            <w:r>
-              <w:t>определение возраста (дерево)</w:t>
+              <w:t>исторического объекта</w:t>
+            </w:r>
+            <w:r>
+              <w:t xml:space="preserve"> из </w:t>
+            </w:r>
+            <w:r>
+              <w:t>сметы</w:t>
             </w:r>
           </w:p>
         </w:tc>
@@ -11772,6 +11872,7 @@
   <w:style w:type="character" w:default="1" w:styleId="a0">
     <w:name w:val="Default Paragraph Font"/>
     <w:uiPriority w:val="1"/>
+    <w:semiHidden/>
     <w:unhideWhenUsed/>
   </w:style>
   <w:style w:type="table" w:default="1" w:styleId="a1">

--- a/РПЗ/Егоров_ИУ5-51Б_РПЗ_ТЗ.docx
+++ b/РПЗ/Егоров_ИУ5-51Б_РПЗ_ТЗ.docx
@@ -494,7 +494,7 @@
           <w:u w:val="single"/>
           <w:lang w:val="en-US"/>
         </w:rPr>
-        <w:t>6</w:t>
+        <w:t>5</w:t>
       </w:r>
     </w:p>
     <w:p>
